--- a/ІО-63_Mostovyi_Lb1.docx
+++ b/ІО-63_Mostovyi_Lb1.docx
@@ -393,11 +393,32 @@
     </w:p>
     <w:p>
       <w:pPr>
+        <w:rPr>
+          <w:sz w:val="32"/>
+        </w:rPr>
+      </w:pPr>
+    </w:p>
+    <w:p>
+      <w:pPr>
         <w:jc w:val="right"/>
         <w:rPr>
           <w:sz w:val="32"/>
         </w:rPr>
       </w:pPr>
+      <w:proofErr w:type="spellStart"/>
+      <w:r>
+        <w:rPr>
+          <w:sz w:val="32"/>
+        </w:rPr>
+        <w:t>Виконав</w:t>
+      </w:r>
+      <w:proofErr w:type="spellEnd"/>
+      <w:r>
+        <w:rPr>
+          <w:sz w:val="32"/>
+        </w:rPr>
+        <w:t>:</w:t>
+      </w:r>
     </w:p>
     <w:p>
       <w:pPr>
@@ -406,6 +427,26 @@
           <w:sz w:val="32"/>
         </w:rPr>
       </w:pPr>
+      <w:r>
+        <w:rPr>
+          <w:sz w:val="32"/>
+        </w:rPr>
+        <w:t xml:space="preserve">студент </w:t>
+      </w:r>
+      <w:proofErr w:type="spellStart"/>
+      <w:r>
+        <w:rPr>
+          <w:sz w:val="32"/>
+        </w:rPr>
+        <w:t>групи</w:t>
+      </w:r>
+      <w:proofErr w:type="spellEnd"/>
+      <w:r>
+        <w:rPr>
+          <w:sz w:val="32"/>
+        </w:rPr>
+        <w:t xml:space="preserve"> ІО-63</w:t>
+      </w:r>
     </w:p>
     <w:p>
       <w:pPr>
@@ -419,7 +460,79 @@
         <w:rPr>
           <w:sz w:val="32"/>
         </w:rPr>
-        <w:t>Виконав</w:t>
+        <w:t>Мостовий</w:t>
+      </w:r>
+      <w:proofErr w:type="spellEnd"/>
+      <w:r>
+        <w:rPr>
+          <w:sz w:val="32"/>
+        </w:rPr>
+        <w:t xml:space="preserve"> Денис </w:t>
+      </w:r>
+      <w:proofErr w:type="spellStart"/>
+      <w:r>
+        <w:rPr>
+          <w:sz w:val="32"/>
+        </w:rPr>
+        <w:t>Олексійович</w:t>
+      </w:r>
+      <w:proofErr w:type="spellEnd"/>
+    </w:p>
+    <w:p>
+      <w:pPr>
+        <w:jc w:val="right"/>
+        <w:rPr>
+          <w:sz w:val="32"/>
+        </w:rPr>
+      </w:pPr>
+      <w:r>
+        <w:rPr>
+          <w:sz w:val="32"/>
+        </w:rPr>
+        <w:t xml:space="preserve">Номер </w:t>
+      </w:r>
+      <w:proofErr w:type="gramStart"/>
+      <w:r>
+        <w:rPr>
+          <w:sz w:val="32"/>
+        </w:rPr>
+        <w:t>у списку</w:t>
+      </w:r>
+      <w:proofErr w:type="gramEnd"/>
+      <w:r>
+        <w:rPr>
+          <w:sz w:val="32"/>
+        </w:rPr>
+        <w:t xml:space="preserve"> </w:t>
+      </w:r>
+      <w:proofErr w:type="spellStart"/>
+      <w:r>
+        <w:rPr>
+          <w:sz w:val="32"/>
+        </w:rPr>
+        <w:t>групи</w:t>
+      </w:r>
+      <w:proofErr w:type="spellEnd"/>
+      <w:r>
+        <w:rPr>
+          <w:sz w:val="32"/>
+        </w:rPr>
+        <w:t>: 16</w:t>
+      </w:r>
+    </w:p>
+    <w:p>
+      <w:pPr>
+        <w:jc w:val="right"/>
+        <w:rPr>
+          <w:sz w:val="32"/>
+        </w:rPr>
+      </w:pPr>
+      <w:proofErr w:type="spellStart"/>
+      <w:r>
+        <w:rPr>
+          <w:sz w:val="32"/>
+        </w:rPr>
+        <w:t>Перевірив</w:t>
       </w:r>
       <w:proofErr w:type="spellEnd"/>
       <w:r>
@@ -431,608 +544,1848 @@
     </w:p>
     <w:p>
       <w:pPr>
+        <w:pStyle w:val="a7"/>
         <w:jc w:val="right"/>
         <w:rPr>
-          <w:sz w:val="32"/>
-        </w:rPr>
-      </w:pPr>
-      <w:r>
-        <w:rPr>
-          <w:sz w:val="32"/>
-        </w:rPr>
-        <w:t xml:space="preserve">студент </w:t>
-      </w:r>
-      <w:proofErr w:type="spellStart"/>
-      <w:r>
-        <w:rPr>
-          <w:sz w:val="32"/>
-        </w:rPr>
-        <w:t>групи</w:t>
-      </w:r>
-      <w:proofErr w:type="spellEnd"/>
-      <w:r>
-        <w:rPr>
-          <w:sz w:val="32"/>
-        </w:rPr>
-        <w:t xml:space="preserve"> ІО-63</w:t>
-      </w:r>
-    </w:p>
-    <w:p>
-      <w:pPr>
-        <w:jc w:val="right"/>
-        <w:rPr>
-          <w:sz w:val="32"/>
-        </w:rPr>
-      </w:pPr>
-      <w:proofErr w:type="spellStart"/>
-      <w:r>
-        <w:rPr>
-          <w:sz w:val="32"/>
-        </w:rPr>
-        <w:t>Мостовий</w:t>
-      </w:r>
-      <w:proofErr w:type="spellEnd"/>
-      <w:r>
-        <w:rPr>
-          <w:sz w:val="32"/>
-        </w:rPr>
-        <w:t xml:space="preserve"> Денис </w:t>
-      </w:r>
-      <w:proofErr w:type="spellStart"/>
-      <w:r>
-        <w:rPr>
-          <w:sz w:val="32"/>
-        </w:rPr>
-        <w:t>Олексійович</w:t>
-      </w:r>
-      <w:proofErr w:type="spellEnd"/>
-    </w:p>
-    <w:p>
-      <w:pPr>
-        <w:jc w:val="right"/>
-        <w:rPr>
-          <w:sz w:val="32"/>
-        </w:rPr>
-      </w:pPr>
-      <w:r>
-        <w:rPr>
-          <w:sz w:val="32"/>
-        </w:rPr>
-        <w:t xml:space="preserve">Номер </w:t>
-      </w:r>
+          <w:rFonts w:asciiTheme="minorHAnsi" w:eastAsiaTheme="minorHAnsi" w:hAnsiTheme="minorHAnsi" w:cstheme="minorBidi"/>
+          <w:sz w:val="32"/>
+          <w:szCs w:val="22"/>
+          <w:lang w:eastAsia="en-US"/>
+        </w:rPr>
+      </w:pPr>
+      <w:proofErr w:type="spellStart"/>
+      <w:r>
+        <w:rPr>
+          <w:rFonts w:asciiTheme="minorHAnsi" w:eastAsiaTheme="minorHAnsi" w:hAnsiTheme="minorHAnsi" w:cstheme="minorBidi"/>
+          <w:sz w:val="32"/>
+          <w:szCs w:val="22"/>
+          <w:lang w:eastAsia="en-US"/>
+        </w:rPr>
+        <w:t>Русінов</w:t>
+      </w:r>
+      <w:proofErr w:type="spellEnd"/>
+      <w:r>
+        <w:rPr>
+          <w:rFonts w:asciiTheme="minorHAnsi" w:eastAsiaTheme="minorHAnsi" w:hAnsiTheme="minorHAnsi" w:cstheme="minorBidi"/>
+          <w:sz w:val="32"/>
+          <w:szCs w:val="22"/>
+          <w:lang w:eastAsia="en-US"/>
+        </w:rPr>
+        <w:t xml:space="preserve"> </w:t>
+      </w:r>
+      <w:proofErr w:type="spellStart"/>
+      <w:r>
+        <w:rPr>
+          <w:rFonts w:asciiTheme="minorHAnsi" w:eastAsiaTheme="minorHAnsi" w:hAnsiTheme="minorHAnsi" w:cstheme="minorBidi"/>
+          <w:sz w:val="32"/>
+          <w:szCs w:val="22"/>
+          <w:lang w:eastAsia="en-US"/>
+        </w:rPr>
+        <w:t>Володимир</w:t>
+      </w:r>
+      <w:proofErr w:type="spellEnd"/>
+      <w:r>
+        <w:rPr>
+          <w:rFonts w:asciiTheme="minorHAnsi" w:eastAsiaTheme="minorHAnsi" w:hAnsiTheme="minorHAnsi" w:cstheme="minorBidi"/>
+          <w:sz w:val="32"/>
+          <w:szCs w:val="22"/>
+          <w:lang w:eastAsia="en-US"/>
+        </w:rPr>
+        <w:t xml:space="preserve"> </w:t>
+      </w:r>
+      <w:proofErr w:type="spellStart"/>
+      <w:r>
+        <w:rPr>
+          <w:rFonts w:asciiTheme="minorHAnsi" w:eastAsiaTheme="minorHAnsi" w:hAnsiTheme="minorHAnsi" w:cstheme="minorBidi"/>
+          <w:sz w:val="32"/>
+          <w:szCs w:val="22"/>
+          <w:lang w:eastAsia="en-US"/>
+        </w:rPr>
+        <w:t>Володимирович</w:t>
+      </w:r>
+      <w:proofErr w:type="spellEnd"/>
+    </w:p>
+    <w:p>
+      <w:pPr>
+        <w:jc w:val="center"/>
+        <w:rPr>
+          <w:b/>
+          <w:sz w:val="32"/>
+        </w:rPr>
+      </w:pPr>
+      <w:bookmarkStart w:id="0" w:name="_GoBack"/>
+      <w:bookmarkEnd w:id="0"/>
+    </w:p>
+    <w:p>
+      <w:pPr>
+        <w:jc w:val="center"/>
+        <w:rPr>
+          <w:b/>
+          <w:sz w:val="32"/>
+        </w:rPr>
+      </w:pPr>
+      <w:proofErr w:type="spellStart"/>
+      <w:r>
+        <w:rPr>
+          <w:b/>
+          <w:sz w:val="32"/>
+        </w:rPr>
+        <w:t>Київ</w:t>
+      </w:r>
+      <w:proofErr w:type="spellEnd"/>
+      <w:r>
+        <w:rPr>
+          <w:b/>
+          <w:sz w:val="32"/>
+        </w:rPr>
+        <w:t xml:space="preserve"> – 2026</w:t>
+      </w:r>
+    </w:p>
+    <w:p/>
+    <w:p>
+      <w:pPr>
+        <w:jc w:val="center"/>
+        <w:rPr>
+          <w:b/>
+          <w:sz w:val="32"/>
+        </w:rPr>
+      </w:pPr>
+      <w:proofErr w:type="spellStart"/>
+      <w:r>
+        <w:rPr>
+          <w:b/>
+          <w:sz w:val="32"/>
+        </w:rPr>
+        <w:t>Завдання</w:t>
+      </w:r>
+      <w:proofErr w:type="spellEnd"/>
+      <w:r>
+        <w:rPr>
+          <w:b/>
+          <w:sz w:val="32"/>
+        </w:rPr>
+        <w:t xml:space="preserve"> (</w:t>
+      </w:r>
+      <w:proofErr w:type="spellStart"/>
+      <w:r>
+        <w:rPr>
+          <w:b/>
+          <w:sz w:val="32"/>
+        </w:rPr>
+        <w:t>Варіант</w:t>
+      </w:r>
+      <w:proofErr w:type="spellEnd"/>
+      <w:r>
+        <w:rPr>
+          <w:b/>
+          <w:sz w:val="32"/>
+        </w:rPr>
+        <w:t xml:space="preserve"> 16):</w:t>
+      </w:r>
+    </w:p>
+    <w:p>
+      <w:pPr>
+        <w:rPr>
+          <w:sz w:val="28"/>
+        </w:rPr>
+      </w:pPr>
+      <w:r>
+        <w:rPr>
+          <w:sz w:val="28"/>
+        </w:rPr>
+        <w:t xml:space="preserve">Для </w:t>
+      </w:r>
+      <w:proofErr w:type="spellStart"/>
+      <w:r>
+        <w:rPr>
+          <w:sz w:val="28"/>
+        </w:rPr>
+        <w:t>за</w:t>
+      </w:r>
+      <w:r>
+        <w:rPr>
+          <w:sz w:val="28"/>
+        </w:rPr>
+        <w:t>даного</w:t>
+      </w:r>
+      <w:proofErr w:type="spellEnd"/>
+      <w:r>
+        <w:rPr>
+          <w:sz w:val="28"/>
+        </w:rPr>
+        <w:t xml:space="preserve"> </w:t>
+      </w:r>
+      <w:proofErr w:type="spellStart"/>
+      <w:r>
+        <w:rPr>
+          <w:sz w:val="28"/>
+        </w:rPr>
+        <w:t>дійсного</w:t>
+      </w:r>
+      <w:proofErr w:type="spellEnd"/>
+      <w:r>
+        <w:rPr>
+          <w:sz w:val="28"/>
+        </w:rPr>
+        <w:t xml:space="preserve"> аргументу x </w:t>
+      </w:r>
+      <w:proofErr w:type="spellStart"/>
+      <w:r>
+        <w:rPr>
+          <w:sz w:val="28"/>
+        </w:rPr>
+        <w:t>обчислити</w:t>
+      </w:r>
+      <w:proofErr w:type="spellEnd"/>
+      <w:r>
+        <w:rPr>
+          <w:sz w:val="28"/>
+        </w:rPr>
+        <w:t xml:space="preserve"> </w:t>
+      </w:r>
+      <w:proofErr w:type="spellStart"/>
+      <w:r>
+        <w:rPr>
+          <w:sz w:val="28"/>
+        </w:rPr>
+        <w:t>значення</w:t>
+      </w:r>
+      <w:proofErr w:type="spellEnd"/>
+      <w:r>
+        <w:rPr>
+          <w:sz w:val="28"/>
+        </w:rPr>
+        <w:t xml:space="preserve"> </w:t>
+      </w:r>
+      <w:proofErr w:type="spellStart"/>
+      <w:r>
+        <w:rPr>
+          <w:sz w:val="28"/>
+        </w:rPr>
+        <w:t>функції</w:t>
+      </w:r>
+      <w:proofErr w:type="spellEnd"/>
+      <w:r>
+        <w:rPr>
+          <w:sz w:val="28"/>
+        </w:rPr>
+        <w:t xml:space="preserve"> y(x)</w:t>
+      </w:r>
+      <w:r>
+        <w:rPr>
+          <w:sz w:val="28"/>
+        </w:rPr>
+        <w:t>:</w:t>
+      </w:r>
+    </w:p>
+    <w:p>
+      <w:pPr>
+        <w:rPr>
+          <w:sz w:val="28"/>
+        </w:rPr>
+      </w:pPr>
       <w:proofErr w:type="gramStart"/>
       <w:r>
         <w:rPr>
-          <w:sz w:val="32"/>
-        </w:rPr>
-        <w:t>у списку</w:t>
+          <w:sz w:val="28"/>
+          <w:lang w:val="en-US"/>
+        </w:rPr>
+        <w:t>y</w:t>
+      </w:r>
+      <w:r>
+        <w:rPr>
+          <w:sz w:val="28"/>
+        </w:rPr>
+        <w:t>(</w:t>
       </w:r>
       <w:proofErr w:type="gramEnd"/>
       <w:r>
         <w:rPr>
-          <w:sz w:val="32"/>
-        </w:rPr>
-        <w:t xml:space="preserve"> </w:t>
-      </w:r>
-      <w:proofErr w:type="spellStart"/>
-      <w:r>
-        <w:rPr>
-          <w:sz w:val="32"/>
-        </w:rPr>
-        <w:t>групи</w:t>
-      </w:r>
-      <w:proofErr w:type="spellEnd"/>
-      <w:r>
-        <w:rPr>
-          <w:sz w:val="32"/>
-        </w:rPr>
-        <w:t>: 16</w:t>
-      </w:r>
-    </w:p>
-    <w:p>
-      <w:pPr>
-        <w:jc w:val="right"/>
-        <w:rPr>
-          <w:sz w:val="32"/>
-        </w:rPr>
-      </w:pPr>
-      <w:proofErr w:type="spellStart"/>
-      <w:r>
-        <w:rPr>
-          <w:sz w:val="32"/>
-        </w:rPr>
-        <w:t>Перевірив</w:t>
-      </w:r>
-      <w:proofErr w:type="spellEnd"/>
-      <w:r>
-        <w:rPr>
-          <w:sz w:val="32"/>
-        </w:rPr>
-        <w:t>:</w:t>
-      </w:r>
-    </w:p>
-    <w:p/>
+          <w:sz w:val="28"/>
+          <w:lang w:val="en-US"/>
+        </w:rPr>
+        <w:t>x</w:t>
+      </w:r>
+      <w:r>
+        <w:rPr>
+          <w:sz w:val="28"/>
+        </w:rPr>
+        <w:t xml:space="preserve">) = </w:t>
+      </w:r>
+      <w:r>
+        <w:rPr>
+          <w:sz w:val="28"/>
+          <w:lang w:val="en-US"/>
+        </w:rPr>
+        <w:t>x</w:t>
+      </w:r>
+      <w:r>
+        <w:rPr>
+          <w:sz w:val="28"/>
+        </w:rPr>
+        <w:t>³ + 14,</w:t>
+      </w:r>
+      <w:r>
+        <w:rPr>
+          <w:sz w:val="28"/>
+          <w:lang w:val="uk-UA"/>
+        </w:rPr>
+        <w:t xml:space="preserve"> якщо</w:t>
+      </w:r>
+      <w:r>
+        <w:rPr>
+          <w:sz w:val="28"/>
+        </w:rPr>
+        <w:t xml:space="preserve"> </w:t>
+      </w:r>
+      <w:r>
+        <w:rPr>
+          <w:sz w:val="28"/>
+          <w:lang w:val="en-US"/>
+        </w:rPr>
+        <w:t>x</w:t>
+      </w:r>
+      <w:r>
+        <w:rPr>
+          <w:sz w:val="28"/>
+        </w:rPr>
+        <w:t xml:space="preserve"> </w:t>
+      </w:r>
+      <w:r>
+        <w:rPr>
+          <w:rFonts w:ascii="Cambria Math" w:hAnsi="Cambria Math" w:cs="Cambria Math"/>
+          <w:sz w:val="28"/>
+        </w:rPr>
+        <w:t>∈</w:t>
+      </w:r>
+      <w:r>
+        <w:rPr>
+          <w:sz w:val="28"/>
+        </w:rPr>
+        <w:t xml:space="preserve"> [2,7]</w:t>
+      </w:r>
+    </w:p>
+    <w:p>
+      <w:pPr>
+        <w:rPr>
+          <w:sz w:val="28"/>
+        </w:rPr>
+      </w:pPr>
+      <w:proofErr w:type="gramStart"/>
+      <w:r>
+        <w:rPr>
+          <w:sz w:val="28"/>
+          <w:lang w:val="en-US"/>
+        </w:rPr>
+        <w:t>y</w:t>
+      </w:r>
+      <w:r>
+        <w:rPr>
+          <w:sz w:val="28"/>
+        </w:rPr>
+        <w:t>(</w:t>
+      </w:r>
+      <w:proofErr w:type="gramEnd"/>
+      <w:r>
+        <w:rPr>
+          <w:sz w:val="28"/>
+          <w:lang w:val="en-US"/>
+        </w:rPr>
+        <w:t>x</w:t>
+      </w:r>
+      <w:r>
+        <w:rPr>
+          <w:sz w:val="28"/>
+        </w:rPr>
+        <w:t>) = –4</w:t>
+      </w:r>
+      <w:r>
+        <w:rPr>
+          <w:sz w:val="28"/>
+          <w:lang w:val="en-US"/>
+        </w:rPr>
+        <w:t>x</w:t>
+      </w:r>
+      <w:r>
+        <w:rPr>
+          <w:sz w:val="28"/>
+        </w:rPr>
+        <w:t>³ + 3</w:t>
+      </w:r>
+      <w:r>
+        <w:rPr>
+          <w:sz w:val="28"/>
+          <w:lang w:val="en-US"/>
+        </w:rPr>
+        <w:t>x</w:t>
+      </w:r>
+      <w:r>
+        <w:rPr>
+          <w:sz w:val="28"/>
+        </w:rPr>
+        <w:t xml:space="preserve"> – 7, </w:t>
+      </w:r>
+      <w:r>
+        <w:rPr>
+          <w:sz w:val="28"/>
+          <w:lang w:val="uk-UA"/>
+        </w:rPr>
+        <w:t xml:space="preserve"> якщо </w:t>
+      </w:r>
+      <w:r>
+        <w:rPr>
+          <w:sz w:val="28"/>
+          <w:lang w:val="en-US"/>
+        </w:rPr>
+        <w:t>x</w:t>
+      </w:r>
+      <w:r>
+        <w:rPr>
+          <w:sz w:val="28"/>
+        </w:rPr>
+        <w:t xml:space="preserve"> </w:t>
+      </w:r>
+      <w:r>
+        <w:rPr>
+          <w:rFonts w:ascii="Cambria Math" w:hAnsi="Cambria Math" w:cs="Cambria Math"/>
+          <w:sz w:val="28"/>
+        </w:rPr>
+        <w:t>∈</w:t>
+      </w:r>
+      <w:r>
+        <w:rPr>
+          <w:sz w:val="28"/>
+        </w:rPr>
+        <w:t xml:space="preserve"> (</w:t>
+      </w:r>
+      <w:r>
+        <w:rPr>
+          <w:rFonts w:ascii="Calibri" w:hAnsi="Calibri" w:cs="Calibri"/>
+          <w:sz w:val="28"/>
+        </w:rPr>
+        <w:t>–</w:t>
+      </w:r>
+      <w:r>
+        <w:rPr>
+          <w:sz w:val="28"/>
+        </w:rPr>
+        <w:t>13,</w:t>
+      </w:r>
+      <w:r>
+        <w:rPr>
+          <w:rFonts w:ascii="Calibri" w:hAnsi="Calibri" w:cs="Calibri"/>
+          <w:sz w:val="28"/>
+        </w:rPr>
+        <w:t>–</w:t>
+      </w:r>
+      <w:r>
+        <w:rPr>
+          <w:sz w:val="28"/>
+        </w:rPr>
+        <w:t xml:space="preserve">3] </w:t>
+      </w:r>
+      <w:r>
+        <w:rPr>
+          <w:rFonts w:ascii="Cambria Math" w:hAnsi="Cambria Math" w:cs="Cambria Math"/>
+          <w:sz w:val="28"/>
+        </w:rPr>
+        <w:t>∪</w:t>
+      </w:r>
+      <w:r>
+        <w:rPr>
+          <w:sz w:val="28"/>
+        </w:rPr>
+        <w:t xml:space="preserve"> (14, +</w:t>
+      </w:r>
+      <w:r>
+        <w:rPr>
+          <w:rFonts w:ascii="Calibri" w:hAnsi="Calibri" w:cs="Calibri"/>
+          <w:sz w:val="28"/>
+        </w:rPr>
+        <w:t>∞</w:t>
+      </w:r>
+      <w:r>
+        <w:rPr>
+          <w:sz w:val="28"/>
+        </w:rPr>
+        <w:t>)</w:t>
+      </w:r>
+    </w:p>
+    <w:p>
+      <w:r>
+        <w:rPr>
+          <w:sz w:val="28"/>
+        </w:rPr>
+        <w:t xml:space="preserve">Для </w:t>
+      </w:r>
+      <w:proofErr w:type="spellStart"/>
+      <w:r>
+        <w:rPr>
+          <w:sz w:val="28"/>
+        </w:rPr>
+        <w:t>всіх</w:t>
+      </w:r>
+      <w:proofErr w:type="spellEnd"/>
+      <w:r>
+        <w:rPr>
+          <w:sz w:val="28"/>
+        </w:rPr>
+        <w:t xml:space="preserve"> </w:t>
+      </w:r>
+      <w:proofErr w:type="spellStart"/>
+      <w:r>
+        <w:rPr>
+          <w:sz w:val="28"/>
+        </w:rPr>
+        <w:t>інших</w:t>
+      </w:r>
+      <w:proofErr w:type="spellEnd"/>
+      <w:r>
+        <w:rPr>
+          <w:sz w:val="28"/>
+        </w:rPr>
+        <w:t xml:space="preserve"> </w:t>
+      </w:r>
+      <w:proofErr w:type="spellStart"/>
+      <w:r>
+        <w:rPr>
+          <w:sz w:val="28"/>
+        </w:rPr>
+        <w:t>значень</w:t>
+      </w:r>
+      <w:proofErr w:type="spellEnd"/>
+      <w:r>
+        <w:rPr>
+          <w:sz w:val="28"/>
+        </w:rPr>
+        <w:t xml:space="preserve"> (x</w:t>
+      </w:r>
+      <w:r>
+        <w:rPr>
+          <w:sz w:val="28"/>
+        </w:rPr>
+        <w:t xml:space="preserve"> </w:t>
+      </w:r>
+      <w:proofErr w:type="spellStart"/>
+      <w:r>
+        <w:rPr>
+          <w:sz w:val="28"/>
+        </w:rPr>
+        <w:t>функція</w:t>
+      </w:r>
+      <w:proofErr w:type="spellEnd"/>
+      <w:r>
+        <w:rPr>
+          <w:sz w:val="28"/>
+        </w:rPr>
+        <w:t xml:space="preserve"> не </w:t>
+      </w:r>
+      <w:proofErr w:type="spellStart"/>
+      <w:r>
+        <w:rPr>
+          <w:sz w:val="28"/>
+        </w:rPr>
+        <w:t>визначена</w:t>
+      </w:r>
+      <w:proofErr w:type="spellEnd"/>
+      <w:r>
+        <w:rPr>
+          <w:sz w:val="28"/>
+        </w:rPr>
+        <w:t>.</w:t>
+      </w:r>
+      <w:r>
+        <w:t xml:space="preserve"> </w:t>
+      </w:r>
+    </w:p>
     <w:p>
       <w:pPr>
         <w:jc w:val="center"/>
         <w:rPr>
           <w:b/>
-          <w:sz w:val="32"/>
-        </w:rPr>
-      </w:pPr>
-      <w:proofErr w:type="spellStart"/>
-      <w:r>
-        <w:rPr>
-          <w:b/>
-          <w:sz w:val="32"/>
-        </w:rPr>
-        <w:t>Київ</w:t>
-      </w:r>
-      <w:proofErr w:type="spellEnd"/>
-      <w:r>
-        <w:rPr>
-          <w:b/>
-          <w:sz w:val="32"/>
-        </w:rPr>
-        <w:t xml:space="preserve"> – 2026</w:t>
-      </w:r>
-    </w:p>
-    <w:p/>
+          <w:sz w:val="40"/>
+        </w:rPr>
+      </w:pPr>
+    </w:p>
     <w:p>
       <w:pPr>
         <w:jc w:val="center"/>
         <w:rPr>
           <w:b/>
-          <w:sz w:val="32"/>
-        </w:rPr>
-      </w:pPr>
-      <w:proofErr w:type="spellStart"/>
-      <w:r>
-        <w:rPr>
-          <w:b/>
-          <w:sz w:val="32"/>
-        </w:rPr>
-        <w:lastRenderedPageBreak/>
-        <w:t>Завдання</w:t>
-      </w:r>
-      <w:proofErr w:type="spellEnd"/>
-      <w:r>
-        <w:rPr>
-          <w:b/>
-          <w:sz w:val="32"/>
+          <w:sz w:val="40"/>
+        </w:rPr>
+      </w:pPr>
+      <w:r>
+        <w:rPr>
+          <w:b/>
+          <w:sz w:val="40"/>
+        </w:rPr>
+        <w:t xml:space="preserve">Текст </w:t>
+      </w:r>
+      <w:proofErr w:type="spellStart"/>
+      <w:r>
+        <w:rPr>
+          <w:b/>
+          <w:sz w:val="40"/>
+        </w:rPr>
+        <w:t>програми</w:t>
+      </w:r>
+      <w:proofErr w:type="spellEnd"/>
+      <w:r>
+        <w:rPr>
+          <w:b/>
+          <w:sz w:val="40"/>
+        </w:rPr>
+        <w:t xml:space="preserve"> 1</w:t>
+      </w:r>
+    </w:p>
+    <w:p>
+      <w:pPr>
+        <w:spacing w:line="192" w:lineRule="auto"/>
+      </w:pPr>
+      <w:r>
+        <w:t>#</w:t>
+      </w:r>
+      <w:r>
+        <w:rPr>
+          <w:lang w:val="en-US"/>
+        </w:rPr>
+        <w:t>include</w:t>
+      </w:r>
+      <w:r>
+        <w:t xml:space="preserve"> &lt;</w:t>
+      </w:r>
+      <w:proofErr w:type="spellStart"/>
+      <w:r>
+        <w:rPr>
+          <w:lang w:val="en-US"/>
+        </w:rPr>
+        <w:t>stdio</w:t>
+      </w:r>
+      <w:proofErr w:type="spellEnd"/>
+      <w:r>
+        <w:t>.</w:t>
+      </w:r>
+      <w:r>
+        <w:rPr>
+          <w:lang w:val="en-US"/>
+        </w:rPr>
+        <w:t>h</w:t>
+      </w:r>
+      <w:r>
+        <w:t>&gt;</w:t>
+      </w:r>
+    </w:p>
+    <w:p>
+      <w:pPr>
+        <w:spacing w:line="192" w:lineRule="auto"/>
+        <w:rPr>
+          <w:lang w:val="en-US"/>
+        </w:rPr>
+      </w:pPr>
+      <w:r>
+        <w:rPr>
+          <w:lang w:val="en-US"/>
+        </w:rPr>
+        <w:t>#include &lt;</w:t>
+      </w:r>
+      <w:proofErr w:type="spellStart"/>
+      <w:r>
+        <w:rPr>
+          <w:lang w:val="en-US"/>
+        </w:rPr>
+        <w:t>windows.h</w:t>
+      </w:r>
+      <w:proofErr w:type="spellEnd"/>
+      <w:r>
+        <w:rPr>
+          <w:lang w:val="en-US"/>
+        </w:rPr>
+        <w:t>&gt;</w:t>
+      </w:r>
+    </w:p>
+    <w:p>
+      <w:pPr>
+        <w:spacing w:line="192" w:lineRule="auto"/>
+        <w:rPr>
+          <w:lang w:val="en-US"/>
+        </w:rPr>
+      </w:pPr>
+    </w:p>
+    <w:p>
+      <w:pPr>
+        <w:spacing w:line="192" w:lineRule="auto"/>
+        <w:rPr>
+          <w:lang w:val="en-US"/>
+        </w:rPr>
+      </w:pPr>
+      <w:proofErr w:type="spellStart"/>
+      <w:proofErr w:type="gramStart"/>
+      <w:r>
+        <w:rPr>
+          <w:lang w:val="en-US"/>
+        </w:rPr>
+        <w:t>int</w:t>
+      </w:r>
+      <w:proofErr w:type="spellEnd"/>
+      <w:proofErr w:type="gramEnd"/>
+      <w:r>
+        <w:rPr>
+          <w:lang w:val="en-US"/>
+        </w:rPr>
+        <w:t xml:space="preserve"> main(void)</w:t>
+      </w:r>
+    </w:p>
+    <w:p>
+      <w:pPr>
+        <w:spacing w:line="192" w:lineRule="auto"/>
+        <w:rPr>
+          <w:lang w:val="en-US"/>
+        </w:rPr>
+      </w:pPr>
+      <w:r>
+        <w:rPr>
+          <w:lang w:val="en-US"/>
+        </w:rPr>
+        <w:t>{</w:t>
+      </w:r>
+    </w:p>
+    <w:p>
+      <w:pPr>
+        <w:spacing w:line="192" w:lineRule="auto"/>
+        <w:rPr>
+          <w:lang w:val="en-US"/>
+        </w:rPr>
+      </w:pPr>
+      <w:r>
+        <w:rPr>
+          <w:lang w:val="en-US"/>
+        </w:rPr>
+        <w:t xml:space="preserve">    </w:t>
+      </w:r>
+      <w:r>
+        <w:rPr>
+          <w:lang w:val="uk-UA"/>
+        </w:rPr>
+        <w:t xml:space="preserve"> </w:t>
+      </w:r>
+      <w:proofErr w:type="gramStart"/>
+      <w:r>
+        <w:rPr>
+          <w:lang w:val="en-US"/>
+        </w:rPr>
+        <w:t>double</w:t>
+      </w:r>
+      <w:proofErr w:type="gramEnd"/>
+      <w:r>
+        <w:rPr>
+          <w:lang w:val="en-US"/>
+        </w:rPr>
+        <w:t xml:space="preserve"> x;</w:t>
+      </w:r>
+    </w:p>
+    <w:p>
+      <w:pPr>
+        <w:spacing w:line="192" w:lineRule="auto"/>
+        <w:rPr>
+          <w:lang w:val="en-US"/>
+        </w:rPr>
+      </w:pPr>
+      <w:r>
+        <w:rPr>
+          <w:lang w:val="en-US"/>
+        </w:rPr>
+        <w:t xml:space="preserve">    </w:t>
+      </w:r>
+      <w:r>
+        <w:rPr>
+          <w:lang w:val="uk-UA"/>
+        </w:rPr>
+        <w:t xml:space="preserve"> </w:t>
+      </w:r>
+      <w:proofErr w:type="gramStart"/>
+      <w:r>
+        <w:rPr>
+          <w:lang w:val="en-US"/>
+        </w:rPr>
+        <w:t>double</w:t>
+      </w:r>
+      <w:proofErr w:type="gramEnd"/>
+      <w:r>
+        <w:rPr>
+          <w:lang w:val="en-US"/>
+        </w:rPr>
+        <w:t xml:space="preserve"> y;</w:t>
+      </w:r>
+    </w:p>
+    <w:p>
+      <w:pPr>
+        <w:spacing w:line="192" w:lineRule="auto"/>
+        <w:rPr>
+          <w:lang w:val="en-US"/>
+        </w:rPr>
+      </w:pPr>
+      <w:r>
+        <w:rPr>
+          <w:lang w:val="en-US"/>
+        </w:rPr>
+        <w:t xml:space="preserve">   </w:t>
+      </w:r>
+      <w:r>
+        <w:rPr>
+          <w:lang w:val="uk-UA"/>
+        </w:rPr>
+        <w:t xml:space="preserve"> </w:t>
+      </w:r>
+      <w:r>
+        <w:rPr>
+          <w:lang w:val="en-US"/>
+        </w:rPr>
+        <w:t xml:space="preserve"> </w:t>
+      </w:r>
+      <w:proofErr w:type="spellStart"/>
+      <w:proofErr w:type="gramStart"/>
+      <w:r>
+        <w:rPr>
+          <w:lang w:val="en-US"/>
+        </w:rPr>
+        <w:t>int</w:t>
+      </w:r>
+      <w:proofErr w:type="spellEnd"/>
+      <w:proofErr w:type="gramEnd"/>
+      <w:r>
+        <w:rPr>
+          <w:lang w:val="en-US"/>
+        </w:rPr>
+        <w:t xml:space="preserve"> </w:t>
+      </w:r>
+      <w:proofErr w:type="spellStart"/>
+      <w:r>
+        <w:rPr>
+          <w:lang w:val="en-US"/>
+        </w:rPr>
+        <w:t>is_de</w:t>
+      </w:r>
+      <w:r>
+        <w:rPr>
+          <w:lang w:val="en-US"/>
+        </w:rPr>
+        <w:t>fined</w:t>
+      </w:r>
+      <w:proofErr w:type="spellEnd"/>
+      <w:r>
+        <w:rPr>
+          <w:lang w:val="en-US"/>
+        </w:rPr>
+        <w:t xml:space="preserve"> = 0;</w:t>
+      </w:r>
+    </w:p>
+    <w:p>
+      <w:pPr>
+        <w:spacing w:line="192" w:lineRule="auto"/>
+        <w:rPr>
+          <w:lang w:val="uk-UA"/>
+        </w:rPr>
+      </w:pPr>
+      <w:r>
+        <w:rPr>
+          <w:lang w:val="en-US"/>
+        </w:rPr>
+        <w:t xml:space="preserve">    </w:t>
+      </w:r>
+      <w:r>
+        <w:rPr>
+          <w:lang w:val="uk-UA"/>
+        </w:rPr>
+        <w:t xml:space="preserve"> </w:t>
+      </w:r>
+    </w:p>
+    <w:p>
+      <w:pPr>
+        <w:spacing w:line="192" w:lineRule="auto"/>
+        <w:rPr>
+          <w:lang w:val="uk-UA"/>
+        </w:rPr>
+      </w:pPr>
+      <w:r>
+        <w:rPr>
+          <w:lang w:val="uk-UA"/>
+        </w:rPr>
+        <w:t xml:space="preserve">    </w:t>
+      </w:r>
+      <w:proofErr w:type="spellStart"/>
+      <w:proofErr w:type="gramStart"/>
+      <w:r>
+        <w:rPr>
+          <w:lang w:val="en-US"/>
+        </w:rPr>
+        <w:t>printf</w:t>
+      </w:r>
+      <w:proofErr w:type="spellEnd"/>
+      <w:r>
+        <w:rPr>
+          <w:lang w:val="uk-UA"/>
+        </w:rPr>
+        <w:t>(</w:t>
+      </w:r>
+      <w:proofErr w:type="gramEnd"/>
+      <w:r>
+        <w:rPr>
+          <w:lang w:val="uk-UA"/>
+        </w:rPr>
+        <w:t xml:space="preserve">"Введіть значення </w:t>
+      </w:r>
+      <w:r>
+        <w:rPr>
+          <w:lang w:val="en-US"/>
+        </w:rPr>
+        <w:t>x</w:t>
+      </w:r>
+      <w:r>
+        <w:rPr>
+          <w:lang w:val="uk-UA"/>
+        </w:rPr>
+        <w:t>: ");</w:t>
+      </w:r>
+    </w:p>
+    <w:p>
+      <w:pPr>
+        <w:spacing w:line="192" w:lineRule="auto"/>
+        <w:rPr>
+          <w:lang w:val="uk-UA"/>
+        </w:rPr>
+      </w:pPr>
+      <w:r>
+        <w:rPr>
+          <w:lang w:val="uk-UA"/>
+        </w:rPr>
+        <w:t xml:space="preserve">   </w:t>
+      </w:r>
+      <w:r>
+        <w:rPr>
+          <w:lang w:val="uk-UA"/>
+        </w:rPr>
+        <w:t xml:space="preserve"> </w:t>
+      </w:r>
+      <w:proofErr w:type="spellStart"/>
+      <w:proofErr w:type="gramStart"/>
+      <w:r>
+        <w:rPr>
+          <w:lang w:val="en-US"/>
+        </w:rPr>
+        <w:t>scanf</w:t>
+      </w:r>
+      <w:proofErr w:type="spellEnd"/>
+      <w:r>
+        <w:rPr>
+          <w:lang w:val="uk-UA"/>
+        </w:rPr>
+        <w:t>(</w:t>
+      </w:r>
+      <w:proofErr w:type="gramEnd"/>
+      <w:r>
+        <w:rPr>
+          <w:lang w:val="uk-UA"/>
+        </w:rPr>
+        <w:t>"%</w:t>
+      </w:r>
+      <w:r>
+        <w:rPr>
+          <w:lang w:val="en-US"/>
+        </w:rPr>
+        <w:t>lf</w:t>
+      </w:r>
+      <w:r>
+        <w:rPr>
+          <w:lang w:val="uk-UA"/>
+        </w:rPr>
+        <w:t>", &amp;</w:t>
+      </w:r>
+      <w:r>
+        <w:rPr>
+          <w:lang w:val="en-US"/>
+        </w:rPr>
+        <w:t>x</w:t>
+      </w:r>
+      <w:r>
+        <w:rPr>
+          <w:lang w:val="uk-UA"/>
+        </w:rPr>
+        <w:t>);</w:t>
+      </w:r>
+    </w:p>
+    <w:p>
+      <w:pPr>
+        <w:spacing w:line="192" w:lineRule="auto"/>
+        <w:rPr>
+          <w:lang w:val="uk-UA"/>
+        </w:rPr>
+      </w:pPr>
+      <w:r>
+        <w:rPr>
+          <w:lang w:val="uk-UA"/>
+        </w:rPr>
+        <w:t xml:space="preserve">   </w:t>
+      </w:r>
+      <w:r>
+        <w:rPr>
+          <w:lang w:val="uk-UA"/>
+        </w:rPr>
+        <w:t xml:space="preserve"> </w:t>
+      </w:r>
+    </w:p>
+    <w:p>
+      <w:pPr>
+        <w:spacing w:line="192" w:lineRule="auto"/>
+        <w:rPr>
+          <w:lang w:val="en-US"/>
+        </w:rPr>
+      </w:pPr>
+      <w:r>
+        <w:rPr>
+          <w:lang w:val="uk-UA"/>
+        </w:rPr>
+        <w:t xml:space="preserve">    </w:t>
+      </w:r>
+      <w:r>
+        <w:rPr>
+          <w:lang w:val="uk-UA"/>
+        </w:rPr>
+        <w:t xml:space="preserve"> </w:t>
+      </w:r>
+      <w:proofErr w:type="gramStart"/>
+      <w:r>
+        <w:rPr>
+          <w:lang w:val="en-US"/>
+        </w:rPr>
+        <w:t>if</w:t>
+      </w:r>
+      <w:proofErr w:type="gramEnd"/>
+      <w:r>
+        <w:rPr>
+          <w:lang w:val="en-US"/>
+        </w:rPr>
+        <w:t xml:space="preserve"> (x &lt;= -13)</w:t>
+      </w:r>
+    </w:p>
+    <w:p>
+      <w:pPr>
+        <w:spacing w:line="192" w:lineRule="auto"/>
+        <w:rPr>
+          <w:lang w:val="en-US"/>
+        </w:rPr>
+      </w:pPr>
+      <w:r>
+        <w:rPr>
+          <w:lang w:val="en-US"/>
+        </w:rPr>
+        <w:t xml:space="preserve">    {</w:t>
+      </w:r>
+    </w:p>
+    <w:p>
+      <w:pPr>
+        <w:spacing w:line="192" w:lineRule="auto"/>
+        <w:rPr>
+          <w:lang w:val="en-US"/>
+        </w:rPr>
+      </w:pPr>
+      <w:r>
+        <w:rPr>
+          <w:lang w:val="en-US"/>
+        </w:rPr>
+        <w:t xml:space="preserve">  </w:t>
+      </w:r>
+    </w:p>
+    <w:p>
+      <w:pPr>
+        <w:spacing w:line="192" w:lineRule="auto"/>
+        <w:rPr>
+          <w:lang w:val="en-US"/>
+        </w:rPr>
+      </w:pPr>
+      <w:r>
+        <w:rPr>
+          <w:lang w:val="uk-UA"/>
+        </w:rPr>
+        <w:t xml:space="preserve">  </w:t>
+      </w:r>
+      <w:r>
+        <w:rPr>
+          <w:lang w:val="en-US"/>
+        </w:rPr>
+        <w:t xml:space="preserve">  }</w:t>
+      </w:r>
+    </w:p>
+    <w:p>
+      <w:pPr>
+        <w:spacing w:line="192" w:lineRule="auto"/>
+        <w:rPr>
+          <w:lang w:val="en-US"/>
+        </w:rPr>
+      </w:pPr>
+      <w:r>
+        <w:rPr>
+          <w:lang w:val="en-US"/>
+        </w:rPr>
+        <w:t xml:space="preserve">    </w:t>
+      </w:r>
+      <w:proofErr w:type="gramStart"/>
+      <w:r>
+        <w:rPr>
+          <w:lang w:val="en-US"/>
+        </w:rPr>
+        <w:t>else</w:t>
+      </w:r>
+      <w:proofErr w:type="gramEnd"/>
+      <w:r>
+        <w:rPr>
+          <w:lang w:val="en-US"/>
+        </w:rPr>
+        <w:t xml:space="preserve"> if</w:t>
+      </w:r>
+      <w:r>
+        <w:rPr>
+          <w:lang w:val="uk-UA"/>
+        </w:rPr>
+        <w:t xml:space="preserve"> </w:t>
+      </w:r>
+      <w:r>
+        <w:rPr>
+          <w:lang w:val="en-US"/>
+        </w:rPr>
+        <w:t xml:space="preserve"> (x &lt;= -3)</w:t>
+      </w:r>
+    </w:p>
+    <w:p>
+      <w:pPr>
+        <w:spacing w:line="192" w:lineRule="auto"/>
+        <w:rPr>
+          <w:lang w:val="en-US"/>
+        </w:rPr>
+      </w:pPr>
+      <w:r>
+        <w:rPr>
+          <w:lang w:val="en-US"/>
+        </w:rPr>
+        <w:t xml:space="preserve">    {</w:t>
+      </w:r>
+    </w:p>
+    <w:p>
+      <w:pPr>
+        <w:spacing w:line="192" w:lineRule="auto"/>
+        <w:rPr>
+          <w:lang w:val="en-US"/>
+        </w:rPr>
+      </w:pPr>
+      <w:r>
+        <w:rPr>
+          <w:lang w:val="en-US"/>
+        </w:rPr>
+        <w:t xml:space="preserve">      </w:t>
+      </w:r>
+      <w:r>
+        <w:rPr>
+          <w:lang w:val="uk-UA"/>
+        </w:rPr>
+        <w:t xml:space="preserve"> </w:t>
+      </w:r>
+      <w:r>
+        <w:rPr>
+          <w:lang w:val="en-US"/>
+        </w:rPr>
+        <w:t xml:space="preserve"> </w:t>
+      </w:r>
+      <w:r>
+        <w:rPr>
+          <w:lang w:val="uk-UA"/>
+        </w:rPr>
+        <w:t xml:space="preserve"> </w:t>
+      </w:r>
+      <w:r>
+        <w:rPr>
+          <w:lang w:val="en-US"/>
+        </w:rPr>
+        <w:t xml:space="preserve"> y = -4 * x * x * x + 3 * x - 7;</w:t>
+      </w:r>
+    </w:p>
+    <w:p>
+      <w:pPr>
+        <w:spacing w:line="192" w:lineRule="auto"/>
+        <w:rPr>
+          <w:lang w:val="en-US"/>
+        </w:rPr>
+      </w:pPr>
+      <w:r>
+        <w:rPr>
+          <w:lang w:val="en-US"/>
+        </w:rPr>
+        <w:t xml:space="preserve">       </w:t>
+      </w:r>
+      <w:r>
+        <w:rPr>
+          <w:lang w:val="uk-UA"/>
+        </w:rPr>
+        <w:t xml:space="preserve">  </w:t>
+      </w:r>
+      <w:r>
+        <w:rPr>
+          <w:lang w:val="en-US"/>
+        </w:rPr>
+        <w:t xml:space="preserve"> </w:t>
+      </w:r>
+      <w:proofErr w:type="spellStart"/>
+      <w:r>
+        <w:rPr>
+          <w:lang w:val="en-US"/>
+        </w:rPr>
+        <w:t>is_defined</w:t>
+      </w:r>
+      <w:proofErr w:type="spellEnd"/>
+      <w:r>
+        <w:rPr>
+          <w:lang w:val="en-US"/>
+        </w:rPr>
+        <w:t xml:space="preserve"> = 1;</w:t>
+      </w:r>
+    </w:p>
+    <w:p>
+      <w:pPr>
+        <w:spacing w:line="192" w:lineRule="auto"/>
+        <w:rPr>
+          <w:lang w:val="en-US"/>
+        </w:rPr>
+      </w:pPr>
+      <w:r>
+        <w:rPr>
+          <w:lang w:val="en-US"/>
+        </w:rPr>
+        <w:t xml:space="preserve">    }</w:t>
+      </w:r>
+    </w:p>
+    <w:p>
+      <w:pPr>
+        <w:spacing w:line="192" w:lineRule="auto"/>
+        <w:rPr>
+          <w:lang w:val="en-US"/>
+        </w:rPr>
+      </w:pPr>
+      <w:r>
+        <w:rPr>
+          <w:lang w:val="en-US"/>
+        </w:rPr>
+        <w:t xml:space="preserve">    </w:t>
+      </w:r>
+      <w:proofErr w:type="gramStart"/>
+      <w:r>
+        <w:rPr>
+          <w:lang w:val="en-US"/>
+        </w:rPr>
+        <w:t>else</w:t>
+      </w:r>
+      <w:proofErr w:type="gramEnd"/>
+      <w:r>
+        <w:rPr>
+          <w:lang w:val="en-US"/>
+        </w:rPr>
+        <w:t xml:space="preserve"> if (x &lt; 2)</w:t>
+      </w:r>
+    </w:p>
+    <w:p>
+      <w:pPr>
+        <w:spacing w:line="192" w:lineRule="auto"/>
+        <w:rPr>
+          <w:lang w:val="en-US"/>
+        </w:rPr>
+      </w:pPr>
+      <w:r>
+        <w:rPr>
+          <w:lang w:val="en-US"/>
+        </w:rPr>
+        <w:t xml:space="preserve">    {        </w:t>
+      </w:r>
+    </w:p>
+    <w:p>
+      <w:pPr>
+        <w:spacing w:line="192" w:lineRule="auto"/>
+        <w:rPr>
+          <w:lang w:val="en-US"/>
+        </w:rPr>
+      </w:pPr>
+      <w:r>
+        <w:rPr>
+          <w:lang w:val="en-US"/>
+        </w:rPr>
+        <w:t xml:space="preserve">   </w:t>
+      </w:r>
+    </w:p>
+    <w:p>
+      <w:pPr>
+        <w:spacing w:line="192" w:lineRule="auto"/>
+        <w:rPr>
+          <w:lang w:val="en-US"/>
+        </w:rPr>
+      </w:pPr>
+    </w:p>
+    <w:p>
+      <w:pPr>
+        <w:spacing w:line="192" w:lineRule="auto"/>
+        <w:rPr>
+          <w:lang w:val="en-US"/>
+        </w:rPr>
+      </w:pPr>
+      <w:r>
+        <w:rPr>
+          <w:lang w:val="uk-UA"/>
+        </w:rPr>
+        <w:t xml:space="preserve">    </w:t>
+      </w:r>
+      <w:r>
+        <w:rPr>
+          <w:lang w:val="en-US"/>
+        </w:rPr>
+        <w:t>}</w:t>
+      </w:r>
+    </w:p>
+    <w:p>
+      <w:pPr>
+        <w:spacing w:line="192" w:lineRule="auto"/>
+        <w:rPr>
+          <w:lang w:val="en-US"/>
+        </w:rPr>
+      </w:pPr>
+      <w:r>
+        <w:rPr>
+          <w:lang w:val="en-US"/>
+        </w:rPr>
+        <w:t xml:space="preserve">    </w:t>
+      </w:r>
+      <w:proofErr w:type="gramStart"/>
+      <w:r>
+        <w:rPr>
+          <w:lang w:val="en-US"/>
+        </w:rPr>
+        <w:t>else</w:t>
+      </w:r>
+      <w:proofErr w:type="gramEnd"/>
+      <w:r>
+        <w:rPr>
+          <w:lang w:val="en-US"/>
+        </w:rPr>
+        <w:t xml:space="preserve"> if (x &lt;= 7)</w:t>
+      </w:r>
+    </w:p>
+    <w:p>
+      <w:pPr>
+        <w:spacing w:line="192" w:lineRule="auto"/>
+        <w:rPr>
+          <w:lang w:val="en-US"/>
+        </w:rPr>
+      </w:pPr>
+      <w:r>
+        <w:rPr>
+          <w:lang w:val="en-US"/>
+        </w:rPr>
+        <w:t xml:space="preserve">    {</w:t>
+      </w:r>
+    </w:p>
+    <w:p>
+      <w:pPr>
+        <w:spacing w:line="192" w:lineRule="auto"/>
+        <w:rPr>
+          <w:lang w:val="en-US"/>
+        </w:rPr>
+      </w:pPr>
+      <w:r>
+        <w:rPr>
+          <w:lang w:val="en-US"/>
+        </w:rPr>
+        <w:t xml:space="preserve">       </w:t>
+      </w:r>
+      <w:r>
+        <w:rPr>
+          <w:lang w:val="uk-UA"/>
+        </w:rPr>
+        <w:t xml:space="preserve"> </w:t>
+      </w:r>
+      <w:r>
+        <w:rPr>
+          <w:lang w:val="en-US"/>
+        </w:rPr>
+        <w:t xml:space="preserve"> </w:t>
+      </w:r>
+      <w:r>
+        <w:rPr>
+          <w:lang w:val="uk-UA"/>
+        </w:rPr>
+        <w:t xml:space="preserve"> </w:t>
+      </w:r>
+      <w:r>
+        <w:rPr>
+          <w:lang w:val="en-US"/>
+        </w:rPr>
+        <w:t>y = x * x * x + 14;</w:t>
+      </w:r>
+    </w:p>
+    <w:p>
+      <w:pPr>
+        <w:spacing w:line="192" w:lineRule="auto"/>
+        <w:rPr>
+          <w:lang w:val="en-US"/>
+        </w:rPr>
+      </w:pPr>
+      <w:r>
+        <w:rPr>
+          <w:lang w:val="en-US"/>
+        </w:rPr>
+        <w:t xml:space="preserve">       </w:t>
+      </w:r>
+      <w:r>
+        <w:rPr>
+          <w:lang w:val="uk-UA"/>
+        </w:rPr>
+        <w:t xml:space="preserve">  </w:t>
+      </w:r>
+      <w:r>
+        <w:rPr>
+          <w:lang w:val="en-US"/>
+        </w:rPr>
+        <w:t xml:space="preserve"> </w:t>
+      </w:r>
+      <w:proofErr w:type="spellStart"/>
+      <w:r>
+        <w:rPr>
+          <w:lang w:val="en-US"/>
+        </w:rPr>
+        <w:t>is_defined</w:t>
+      </w:r>
+      <w:proofErr w:type="spellEnd"/>
+      <w:r>
+        <w:rPr>
+          <w:lang w:val="en-US"/>
+        </w:rPr>
+        <w:t xml:space="preserve"> = 1;</w:t>
+      </w:r>
+    </w:p>
+    <w:p>
+      <w:pPr>
+        <w:spacing w:line="192" w:lineRule="auto"/>
+        <w:rPr>
+          <w:lang w:val="en-US"/>
+        </w:rPr>
+      </w:pPr>
+      <w:r>
+        <w:rPr>
+          <w:lang w:val="en-US"/>
+        </w:rPr>
+        <w:t xml:space="preserve">    }</w:t>
+      </w:r>
+    </w:p>
+    <w:p>
+      <w:pPr>
+        <w:spacing w:line="192" w:lineRule="auto"/>
+        <w:rPr>
+          <w:lang w:val="en-US"/>
+        </w:rPr>
+      </w:pPr>
+      <w:r>
+        <w:rPr>
+          <w:lang w:val="en-US"/>
+        </w:rPr>
+        <w:t xml:space="preserve">    </w:t>
+      </w:r>
+      <w:proofErr w:type="gramStart"/>
+      <w:r>
+        <w:rPr>
+          <w:lang w:val="en-US"/>
+        </w:rPr>
+        <w:t>else</w:t>
+      </w:r>
+      <w:proofErr w:type="gramEnd"/>
+      <w:r>
+        <w:rPr>
+          <w:lang w:val="en-US"/>
+        </w:rPr>
+        <w:t xml:space="preserve"> if (x &lt;= 14)</w:t>
+      </w:r>
+    </w:p>
+    <w:p>
+      <w:pPr>
+        <w:spacing w:line="192" w:lineRule="auto"/>
+        <w:rPr>
+          <w:lang w:val="en-US"/>
+        </w:rPr>
+      </w:pPr>
+      <w:r>
+        <w:rPr>
+          <w:lang w:val="en-US"/>
+        </w:rPr>
+        <w:t xml:space="preserve">    {</w:t>
+      </w:r>
+    </w:p>
+    <w:p>
+      <w:pPr>
+        <w:spacing w:line="192" w:lineRule="auto"/>
+        <w:rPr>
+          <w:lang w:val="en-US"/>
+        </w:rPr>
+      </w:pPr>
+      <w:r>
+        <w:rPr>
+          <w:lang w:val="en-US"/>
+        </w:rPr>
+        <w:t xml:space="preserve">   </w:t>
+      </w:r>
+    </w:p>
+    <w:p>
+      <w:pPr>
+        <w:spacing w:line="192" w:lineRule="auto"/>
+        <w:rPr>
+          <w:lang w:val="en-US"/>
+        </w:rPr>
+      </w:pPr>
+      <w:r>
+        <w:rPr>
+          <w:lang w:val="uk-UA"/>
+        </w:rPr>
+        <w:t xml:space="preserve">   </w:t>
+      </w:r>
+      <w:r>
+        <w:rPr>
+          <w:lang w:val="en-US"/>
+        </w:rPr>
+        <w:t xml:space="preserve"> }</w:t>
+      </w:r>
+    </w:p>
+    <w:p>
+      <w:pPr>
+        <w:spacing w:line="192" w:lineRule="auto"/>
+        <w:rPr>
+          <w:lang w:val="en-US"/>
+        </w:rPr>
+      </w:pPr>
+      <w:r>
+        <w:rPr>
+          <w:lang w:val="en-US"/>
+        </w:rPr>
+        <w:t xml:space="preserve">    </w:t>
+      </w:r>
+      <w:proofErr w:type="gramStart"/>
+      <w:r>
+        <w:rPr>
+          <w:lang w:val="en-US"/>
+        </w:rPr>
+        <w:t>else</w:t>
+      </w:r>
+      <w:proofErr w:type="gramEnd"/>
+    </w:p>
+    <w:p>
+      <w:pPr>
+        <w:spacing w:line="192" w:lineRule="auto"/>
+        <w:rPr>
+          <w:lang w:val="en-US"/>
+        </w:rPr>
+      </w:pPr>
+      <w:r>
+        <w:rPr>
+          <w:lang w:val="en-US"/>
+        </w:rPr>
+        <w:t xml:space="preserve">    {</w:t>
+      </w:r>
+    </w:p>
+    <w:p>
+      <w:pPr>
+        <w:spacing w:line="192" w:lineRule="auto"/>
+        <w:rPr>
+          <w:lang w:val="en-US"/>
+        </w:rPr>
+      </w:pPr>
+      <w:r>
+        <w:rPr>
+          <w:lang w:val="en-US"/>
+        </w:rPr>
+        <w:t xml:space="preserve">        y = -4 * x * x * x + 3 * x - 7;</w:t>
+      </w:r>
+    </w:p>
+    <w:p>
+      <w:pPr>
+        <w:spacing w:line="192" w:lineRule="auto"/>
+        <w:rPr>
+          <w:lang w:val="en-US"/>
+        </w:rPr>
+      </w:pPr>
+      <w:r>
+        <w:rPr>
+          <w:lang w:val="en-US"/>
+        </w:rPr>
+        <w:t xml:space="preserve">        </w:t>
+      </w:r>
+      <w:proofErr w:type="spellStart"/>
+      <w:r>
+        <w:rPr>
+          <w:lang w:val="en-US"/>
+        </w:rPr>
+        <w:t>is_defined</w:t>
+      </w:r>
+      <w:proofErr w:type="spellEnd"/>
+      <w:r>
+        <w:rPr>
+          <w:lang w:val="en-US"/>
+        </w:rPr>
+        <w:t xml:space="preserve"> = 1;</w:t>
+      </w:r>
+    </w:p>
+    <w:p>
+      <w:pPr>
+        <w:spacing w:line="192" w:lineRule="auto"/>
+        <w:rPr>
+          <w:lang w:val="en-US"/>
+        </w:rPr>
+      </w:pPr>
+      <w:r>
+        <w:rPr>
+          <w:lang w:val="en-US"/>
+        </w:rPr>
+        <w:t xml:space="preserve">    }</w:t>
+      </w:r>
+    </w:p>
+    <w:p>
+      <w:pPr>
+        <w:spacing w:line="192" w:lineRule="auto"/>
+        <w:rPr>
+          <w:lang w:val="en-US"/>
+        </w:rPr>
+      </w:pPr>
+      <w:r>
+        <w:rPr>
+          <w:lang w:val="en-US"/>
+        </w:rPr>
+        <w:t xml:space="preserve">    </w:t>
+      </w:r>
+      <w:proofErr w:type="gramStart"/>
+      <w:r>
+        <w:rPr>
+          <w:lang w:val="en-US"/>
+        </w:rPr>
+        <w:t>if</w:t>
+      </w:r>
+      <w:proofErr w:type="gramEnd"/>
+      <w:r>
+        <w:rPr>
+          <w:lang w:val="en-US"/>
         </w:rPr>
         <w:t xml:space="preserve"> (</w:t>
       </w:r>
       <w:proofErr w:type="spellStart"/>
       <w:r>
         <w:rPr>
-          <w:b/>
-          <w:sz w:val="32"/>
-        </w:rPr>
-        <w:t>Варіант</w:t>
-      </w:r>
-      <w:proofErr w:type="spellEnd"/>
-      <w:r>
-        <w:rPr>
-          <w:b/>
-          <w:sz w:val="32"/>
-        </w:rPr>
-        <w:t xml:space="preserve"> 16):</w:t>
-      </w:r>
-    </w:p>
-    <w:p>
-      <w:pPr>
-        <w:rPr>
-          <w:sz w:val="28"/>
-        </w:rPr>
-      </w:pPr>
-      <w:r>
-        <w:rPr>
-          <w:sz w:val="28"/>
-        </w:rPr>
-        <w:t xml:space="preserve">Для </w:t>
-      </w:r>
-      <w:proofErr w:type="spellStart"/>
-      <w:r>
-        <w:rPr>
-          <w:sz w:val="28"/>
-        </w:rPr>
-        <w:t>за</w:t>
-      </w:r>
-      <w:r>
-        <w:rPr>
-          <w:sz w:val="28"/>
-        </w:rPr>
-        <w:t>даного</w:t>
-      </w:r>
-      <w:proofErr w:type="spellEnd"/>
-      <w:r>
-        <w:rPr>
-          <w:sz w:val="28"/>
-        </w:rPr>
-        <w:t xml:space="preserve"> </w:t>
-      </w:r>
-      <w:proofErr w:type="spellStart"/>
-      <w:r>
-        <w:rPr>
-          <w:sz w:val="28"/>
-        </w:rPr>
-        <w:t>дійсного</w:t>
-      </w:r>
-      <w:proofErr w:type="spellEnd"/>
-      <w:r>
-        <w:rPr>
-          <w:sz w:val="28"/>
-        </w:rPr>
-        <w:t xml:space="preserve"> аргументу x </w:t>
-      </w:r>
-      <w:proofErr w:type="spellStart"/>
-      <w:r>
-        <w:rPr>
-          <w:sz w:val="28"/>
-        </w:rPr>
-        <w:t>обчислити</w:t>
-      </w:r>
-      <w:proofErr w:type="spellEnd"/>
-      <w:r>
-        <w:rPr>
-          <w:sz w:val="28"/>
-        </w:rPr>
-        <w:t xml:space="preserve"> </w:t>
-      </w:r>
-      <w:proofErr w:type="spellStart"/>
-      <w:r>
-        <w:rPr>
-          <w:sz w:val="28"/>
-        </w:rPr>
-        <w:t>значення</w:t>
-      </w:r>
-      <w:proofErr w:type="spellEnd"/>
-      <w:r>
-        <w:rPr>
-          <w:sz w:val="28"/>
-        </w:rPr>
-        <w:t xml:space="preserve"> </w:t>
-      </w:r>
-      <w:proofErr w:type="spellStart"/>
-      <w:r>
-        <w:rPr>
-          <w:sz w:val="28"/>
-        </w:rPr>
-        <w:t>функції</w:t>
-      </w:r>
-      <w:proofErr w:type="spellEnd"/>
-      <w:r>
-        <w:rPr>
-          <w:sz w:val="28"/>
-        </w:rPr>
-        <w:t xml:space="preserve"> y(x)</w:t>
-      </w:r>
-      <w:r>
-        <w:rPr>
-          <w:sz w:val="28"/>
-        </w:rPr>
-        <w:t>:</w:t>
-      </w:r>
-    </w:p>
-    <w:p>
-      <w:pPr>
-        <w:rPr>
-          <w:sz w:val="28"/>
-        </w:rPr>
-      </w:pPr>
+          <w:lang w:val="en-US"/>
+        </w:rPr>
+        <w:t>is_defined</w:t>
+      </w:r>
+      <w:proofErr w:type="spellEnd"/>
+      <w:r>
+        <w:rPr>
+          <w:lang w:val="en-US"/>
+        </w:rPr>
+        <w:t xml:space="preserve"> == 1)</w:t>
+      </w:r>
+    </w:p>
+    <w:p>
+      <w:pPr>
+        <w:spacing w:line="192" w:lineRule="auto"/>
+        <w:rPr>
+          <w:lang w:val="en-US"/>
+        </w:rPr>
+      </w:pPr>
+      <w:r>
+        <w:rPr>
+          <w:lang w:val="en-US"/>
+        </w:rPr>
+        <w:t xml:space="preserve">    {</w:t>
+      </w:r>
+    </w:p>
+    <w:p>
+      <w:pPr>
+        <w:spacing w:line="192" w:lineRule="auto"/>
+        <w:rPr>
+          <w:lang w:val="en-US"/>
+        </w:rPr>
+      </w:pPr>
+      <w:r>
+        <w:rPr>
+          <w:lang w:val="en-US"/>
+        </w:rPr>
+        <w:t xml:space="preserve">        </w:t>
+      </w:r>
+      <w:proofErr w:type="spellStart"/>
       <w:proofErr w:type="gramStart"/>
       <w:r>
         <w:rPr>
-          <w:sz w:val="28"/>
-          <w:lang w:val="en-US"/>
-        </w:rPr>
-        <w:t>y</w:t>
-      </w:r>
-      <w:r>
-        <w:rPr>
-          <w:sz w:val="28"/>
+          <w:lang w:val="en-US"/>
+        </w:rPr>
+        <w:t>printf</w:t>
+      </w:r>
+      <w:proofErr w:type="spellEnd"/>
+      <w:r>
+        <w:rPr>
+          <w:lang w:val="en-US"/>
         </w:rPr>
         <w:t>(</w:t>
       </w:r>
       <w:proofErr w:type="gramEnd"/>
       <w:r>
         <w:rPr>
-          <w:sz w:val="28"/>
-          <w:lang w:val="en-US"/>
-        </w:rPr>
-        <w:t>x</w:t>
-      </w:r>
-      <w:r>
-        <w:rPr>
-          <w:sz w:val="28"/>
-        </w:rPr>
-        <w:t xml:space="preserve">) = </w:t>
-      </w:r>
-      <w:r>
-        <w:rPr>
-          <w:sz w:val="28"/>
-          <w:lang w:val="en-US"/>
-        </w:rPr>
-        <w:t>x</w:t>
-      </w:r>
-      <w:r>
-        <w:rPr>
-          <w:sz w:val="28"/>
-        </w:rPr>
-        <w:t>³ + 14,</w:t>
-      </w:r>
-      <w:r>
-        <w:rPr>
-          <w:sz w:val="28"/>
-          <w:lang w:val="uk-UA"/>
-        </w:rPr>
-        <w:t xml:space="preserve"> якщо</w:t>
-      </w:r>
-      <w:r>
-        <w:rPr>
-          <w:sz w:val="28"/>
-        </w:rPr>
-        <w:t xml:space="preserve"> </w:t>
-      </w:r>
-      <w:r>
-        <w:rPr>
-          <w:sz w:val="28"/>
-          <w:lang w:val="en-US"/>
-        </w:rPr>
-        <w:t>x</w:t>
-      </w:r>
-      <w:r>
-        <w:rPr>
-          <w:sz w:val="28"/>
-        </w:rPr>
-        <w:t xml:space="preserve"> </w:t>
-      </w:r>
-      <w:r>
-        <w:rPr>
-          <w:rFonts w:ascii="Cambria Math" w:hAnsi="Cambria Math" w:cs="Cambria Math"/>
-          <w:sz w:val="28"/>
-        </w:rPr>
-        <w:t>∈</w:t>
-      </w:r>
-      <w:r>
-        <w:rPr>
-          <w:sz w:val="28"/>
-        </w:rPr>
-        <w:t xml:space="preserve"> [2,7]</w:t>
-      </w:r>
-    </w:p>
-    <w:p>
-      <w:pPr>
-        <w:rPr>
-          <w:sz w:val="28"/>
-        </w:rPr>
-      </w:pPr>
+          <w:lang w:val="en-US"/>
+        </w:rPr>
+        <w:t>"y(x) = %.3f\n", y);</w:t>
+      </w:r>
+    </w:p>
+    <w:p>
+      <w:pPr>
+        <w:spacing w:line="192" w:lineRule="auto"/>
+      </w:pPr>
+      <w:r>
+        <w:rPr>
+          <w:lang w:val="en-US"/>
+        </w:rPr>
+        <w:t xml:space="preserve">    </w:t>
+      </w:r>
+      <w:r>
+        <w:t>}</w:t>
+      </w:r>
+    </w:p>
+    <w:p>
+      <w:pPr>
+        <w:spacing w:line="192" w:lineRule="auto"/>
+      </w:pPr>
+      <w:r>
+        <w:t xml:space="preserve">    </w:t>
+      </w:r>
+      <w:proofErr w:type="spellStart"/>
+      <w:r>
+        <w:t>else</w:t>
+      </w:r>
+      <w:proofErr w:type="spellEnd"/>
+    </w:p>
+    <w:p>
+      <w:pPr>
+        <w:spacing w:line="192" w:lineRule="auto"/>
+      </w:pPr>
+      <w:r>
+        <w:t xml:space="preserve">    {</w:t>
+      </w:r>
+    </w:p>
+    <w:p>
+      <w:pPr>
+        <w:spacing w:line="192" w:lineRule="auto"/>
+      </w:pPr>
+      <w:r>
+        <w:t xml:space="preserve">       </w:t>
+      </w:r>
+      <w:r>
+        <w:rPr>
+          <w:lang w:val="uk-UA"/>
+        </w:rPr>
+        <w:t xml:space="preserve">   </w:t>
+      </w:r>
+      <w:r>
+        <w:t xml:space="preserve"> </w:t>
+      </w:r>
+      <w:proofErr w:type="spellStart"/>
       <w:proofErr w:type="gramStart"/>
       <w:r>
-        <w:rPr>
-          <w:sz w:val="28"/>
-          <w:lang w:val="en-US"/>
-        </w:rPr>
-        <w:t>y</w:t>
-      </w:r>
-      <w:r>
-        <w:rPr>
-          <w:sz w:val="28"/>
-        </w:rPr>
+        <w:t>printf</w:t>
+      </w:r>
+      <w:proofErr w:type="spellEnd"/>
+      <w:r>
         <w:t>(</w:t>
       </w:r>
       <w:proofErr w:type="gramEnd"/>
       <w:r>
-        <w:rPr>
-          <w:sz w:val="28"/>
-          <w:lang w:val="en-US"/>
-        </w:rPr>
-        <w:t>x</w:t>
-      </w:r>
-      <w:r>
-        <w:rPr>
-          <w:sz w:val="28"/>
-        </w:rPr>
-        <w:t>) = –4</w:t>
-      </w:r>
-      <w:r>
-        <w:rPr>
-          <w:sz w:val="28"/>
-          <w:lang w:val="en-US"/>
-        </w:rPr>
-        <w:t>x</w:t>
-      </w:r>
-      <w:r>
-        <w:rPr>
-          <w:sz w:val="28"/>
-        </w:rPr>
-        <w:t>³ + 3</w:t>
-      </w:r>
-      <w:r>
-        <w:rPr>
-          <w:sz w:val="28"/>
-          <w:lang w:val="en-US"/>
-        </w:rPr>
-        <w:t>x</w:t>
-      </w:r>
-      <w:r>
-        <w:rPr>
-          <w:sz w:val="28"/>
-        </w:rPr>
-        <w:t xml:space="preserve"> – 7, </w:t>
-      </w:r>
-      <w:r>
-        <w:rPr>
-          <w:sz w:val="28"/>
-          <w:lang w:val="uk-UA"/>
-        </w:rPr>
-        <w:t xml:space="preserve"> якщо </w:t>
-      </w:r>
-      <w:r>
-        <w:rPr>
-          <w:sz w:val="28"/>
-          <w:lang w:val="en-US"/>
-        </w:rPr>
-        <w:t>x</w:t>
-      </w:r>
-      <w:r>
-        <w:rPr>
-          <w:sz w:val="28"/>
-        </w:rPr>
-        <w:t xml:space="preserve"> </w:t>
-      </w:r>
-      <w:r>
-        <w:rPr>
-          <w:rFonts w:ascii="Cambria Math" w:hAnsi="Cambria Math" w:cs="Cambria Math"/>
-          <w:sz w:val="28"/>
-        </w:rPr>
-        <w:t>∈</w:t>
-      </w:r>
-      <w:r>
-        <w:rPr>
-          <w:sz w:val="28"/>
-        </w:rPr>
-        <w:t xml:space="preserve"> (</w:t>
-      </w:r>
-      <w:r>
-        <w:rPr>
-          <w:rFonts w:ascii="Calibri" w:hAnsi="Calibri" w:cs="Calibri"/>
-          <w:sz w:val="28"/>
-        </w:rPr>
-        <w:t>–</w:t>
-      </w:r>
-      <w:r>
-        <w:rPr>
-          <w:sz w:val="28"/>
-        </w:rPr>
-        <w:t>13,</w:t>
-      </w:r>
-      <w:r>
-        <w:rPr>
-          <w:rFonts w:ascii="Calibri" w:hAnsi="Calibri" w:cs="Calibri"/>
-          <w:sz w:val="28"/>
-        </w:rPr>
-        <w:t>–</w:t>
-      </w:r>
-      <w:r>
-        <w:rPr>
-          <w:sz w:val="28"/>
-        </w:rPr>
-        <w:t xml:space="preserve">3] </w:t>
-      </w:r>
-      <w:r>
-        <w:rPr>
-          <w:rFonts w:ascii="Cambria Math" w:hAnsi="Cambria Math" w:cs="Cambria Math"/>
-          <w:sz w:val="28"/>
-        </w:rPr>
-        <w:t>∪</w:t>
-      </w:r>
-      <w:r>
-        <w:rPr>
-          <w:sz w:val="28"/>
-        </w:rPr>
-        <w:t xml:space="preserve"> (14, +</w:t>
-      </w:r>
-      <w:r>
-        <w:rPr>
-          <w:rFonts w:ascii="Calibri" w:hAnsi="Calibri" w:cs="Calibri"/>
-          <w:sz w:val="28"/>
-        </w:rPr>
-        <w:t>∞</w:t>
-      </w:r>
-      <w:r>
-        <w:rPr>
-          <w:sz w:val="28"/>
-        </w:rPr>
-        <w:t>)</w:t>
-      </w:r>
-    </w:p>
-    <w:p>
-      <w:r>
-        <w:rPr>
-          <w:sz w:val="28"/>
-        </w:rPr>
-        <w:t xml:space="preserve">Для </w:t>
-      </w:r>
-      <w:proofErr w:type="spellStart"/>
-      <w:r>
-        <w:rPr>
-          <w:sz w:val="28"/>
-        </w:rPr>
-        <w:t>всіх</w:t>
-      </w:r>
-      <w:proofErr w:type="spellEnd"/>
-      <w:r>
-        <w:rPr>
-          <w:sz w:val="28"/>
-        </w:rPr>
-        <w:t xml:space="preserve"> </w:t>
-      </w:r>
-      <w:proofErr w:type="spellStart"/>
-      <w:r>
-        <w:rPr>
-          <w:sz w:val="28"/>
-        </w:rPr>
-        <w:t>інших</w:t>
-      </w:r>
-      <w:proofErr w:type="spellEnd"/>
-      <w:r>
-        <w:rPr>
-          <w:sz w:val="28"/>
-        </w:rPr>
-        <w:t xml:space="preserve"> </w:t>
-      </w:r>
-      <w:proofErr w:type="spellStart"/>
-      <w:r>
-        <w:rPr>
-          <w:sz w:val="28"/>
-        </w:rPr>
-        <w:t>значень</w:t>
-      </w:r>
-      <w:proofErr w:type="spellEnd"/>
-      <w:r>
-        <w:rPr>
-          <w:sz w:val="28"/>
-        </w:rPr>
-        <w:t xml:space="preserve"> (x</w:t>
-      </w:r>
-      <w:r>
-        <w:rPr>
-          <w:sz w:val="28"/>
-        </w:rPr>
-        <w:t xml:space="preserve"> </w:t>
-      </w:r>
-      <w:proofErr w:type="spellStart"/>
-      <w:r>
-        <w:rPr>
-          <w:sz w:val="28"/>
-        </w:rPr>
-        <w:t>функція</w:t>
-      </w:r>
-      <w:proofErr w:type="spellEnd"/>
-      <w:r>
-        <w:rPr>
-          <w:sz w:val="28"/>
-        </w:rPr>
+        <w:t>"</w:t>
+      </w:r>
+      <w:proofErr w:type="spellStart"/>
+      <w:r>
+        <w:t>Функція</w:t>
+      </w:r>
+      <w:proofErr w:type="spellEnd"/>
+      <w:r>
         <w:t xml:space="preserve"> не </w:t>
       </w:r>
       <w:proofErr w:type="spellStart"/>
       <w:r>
-        <w:rPr>
-          <w:sz w:val="28"/>
-        </w:rPr>
         <w:t>визначена</w:t>
       </w:r>
       <w:proofErr w:type="spellEnd"/>
       <w:r>
-        <w:rPr>
-          <w:sz w:val="28"/>
-        </w:rPr>
-        <w:t>.</w:t>
-      </w:r>
-      <w:r>
-        <w:t xml:space="preserve"> </w:t>
+        <w:t xml:space="preserve"> для </w:t>
+      </w:r>
+      <w:proofErr w:type="spellStart"/>
+      <w:r>
+        <w:t>заданого</w:t>
+      </w:r>
+      <w:proofErr w:type="spellEnd"/>
+      <w:r>
+        <w:t xml:space="preserve"> x.\n");</w:t>
+      </w:r>
+    </w:p>
+    <w:p>
+      <w:pPr>
+        <w:spacing w:line="192" w:lineRule="auto"/>
+        <w:rPr>
+          <w:lang w:val="en-US"/>
+        </w:rPr>
+      </w:pPr>
+      <w:r>
+        <w:t xml:space="preserve">    </w:t>
+      </w:r>
+      <w:r>
+        <w:rPr>
+          <w:lang w:val="en-US"/>
+        </w:rPr>
+        <w:t>}</w:t>
+      </w:r>
+    </w:p>
+    <w:p>
+      <w:pPr>
+        <w:spacing w:line="192" w:lineRule="auto"/>
+        <w:rPr>
+          <w:lang w:val="en-US"/>
+        </w:rPr>
+      </w:pPr>
+      <w:r>
+        <w:rPr>
+          <w:lang w:val="en-US"/>
+        </w:rPr>
+        <w:t xml:space="preserve">    </w:t>
+      </w:r>
+      <w:proofErr w:type="gramStart"/>
+      <w:r>
+        <w:rPr>
+          <w:lang w:val="en-US"/>
+        </w:rPr>
+        <w:t>return</w:t>
+      </w:r>
+      <w:proofErr w:type="gramEnd"/>
+      <w:r>
+        <w:rPr>
+          <w:lang w:val="en-US"/>
+        </w:rPr>
+        <w:t xml:space="preserve"> 0;</w:t>
+      </w:r>
+    </w:p>
+    <w:p>
+      <w:pPr>
+        <w:spacing w:line="192" w:lineRule="auto"/>
+        <w:rPr>
+          <w:lang w:val="en-US"/>
+        </w:rPr>
+      </w:pPr>
+      <w:r>
+        <w:rPr>
+          <w:lang w:val="en-US"/>
+        </w:rPr>
+        <w:t>}</w:t>
       </w:r>
     </w:p>
     <w:p>
@@ -1041,23 +2394,23 @@
         <w:rPr>
           <w:b/>
           <w:sz w:val="40"/>
-        </w:rPr>
-      </w:pPr>
-    </w:p>
-    <w:p>
-      <w:pPr>
-        <w:jc w:val="center"/>
+          <w:lang w:val="en-US"/>
+        </w:rPr>
+      </w:pPr>
+      <w:r>
         <w:rPr>
           <w:b/>
           <w:sz w:val="40"/>
         </w:rPr>
-      </w:pPr>
+        <w:t>Текст</w:t>
+      </w:r>
       <w:r>
         <w:rPr>
           <w:b/>
           <w:sz w:val="40"/>
-        </w:rPr>
-        <w:t xml:space="preserve">Текст </w:t>
+          <w:lang w:val="en-US"/>
+        </w:rPr>
+        <w:t xml:space="preserve"> </w:t>
       </w:r>
       <w:proofErr w:type="spellStart"/>
       <w:r>
@@ -1072,44 +2425,36 @@
         <w:rPr>
           <w:b/>
           <w:sz w:val="40"/>
-        </w:rPr>
-        <w:t xml:space="preserve"> 1</w:t>
-      </w:r>
-    </w:p>
-    <w:p>
-      <w:pPr>
-        <w:spacing w:line="192" w:lineRule="auto"/>
-      </w:pPr>
-      <w:r>
-        <w:t>#</w:t>
-      </w:r>
-      <w:r>
-        <w:rPr>
-          <w:lang w:val="en-US"/>
-        </w:rPr>
-        <w:t>include</w:t>
-      </w:r>
-      <w:r>
-        <w:t xml:space="preserve"> &lt;</w:t>
-      </w:r>
-      <w:proofErr w:type="spellStart"/>
-      <w:r>
-        <w:rPr>
-          <w:lang w:val="en-US"/>
-        </w:rPr>
-        <w:t>stdio</w:t>
-      </w:r>
-      <w:proofErr w:type="spellEnd"/>
-      <w:r>
-        <w:t>.</w:t>
-      </w:r>
-      <w:r>
-        <w:rPr>
-          <w:lang w:val="en-US"/>
-        </w:rPr>
-        <w:t>h</w:t>
-      </w:r>
-      <w:r>
+          <w:lang w:val="en-US"/>
+        </w:rPr>
+        <w:t xml:space="preserve"> 2</w:t>
+      </w:r>
+    </w:p>
+    <w:p>
+      <w:pPr>
+        <w:spacing w:line="192" w:lineRule="auto"/>
+        <w:rPr>
+          <w:lang w:val="en-US"/>
+        </w:rPr>
+      </w:pPr>
+      <w:r>
+        <w:rPr>
+          <w:lang w:val="en-US"/>
+        </w:rPr>
+        <w:t>#include &lt;</w:t>
+      </w:r>
+      <w:proofErr w:type="spellStart"/>
+      <w:r>
+        <w:rPr>
+          <w:lang w:val="en-US"/>
+        </w:rPr>
+        <w:t>stdio.h</w:t>
+      </w:r>
+      <w:proofErr w:type="spellEnd"/>
+      <w:r>
+        <w:rPr>
+          <w:lang w:val="en-US"/>
+        </w:rPr>
         <w:t>&gt;</w:t>
       </w:r>
     </w:p>
@@ -1204,7 +2549,7 @@
         <w:rPr>
           <w:lang w:val="uk-UA"/>
         </w:rPr>
-        <w:t xml:space="preserve"> </w:t>
+        <w:t xml:space="preserve">  </w:t>
       </w:r>
       <w:proofErr w:type="gramStart"/>
       <w:r>
@@ -1232,304 +2577,108 @@
         <w:rPr>
           <w:lang w:val="en-US"/>
         </w:rPr>
+        <w:t xml:space="preserve">   </w:t>
+      </w:r>
+      <w:r>
+        <w:rPr>
+          <w:lang w:val="uk-UA"/>
+        </w:rPr>
+        <w:t xml:space="preserve">  </w:t>
+      </w:r>
+      <w:r>
+        <w:rPr>
+          <w:lang w:val="en-US"/>
+        </w:rPr>
+        <w:t xml:space="preserve"> </w:t>
+      </w:r>
+      <w:proofErr w:type="gramStart"/>
+      <w:r>
+        <w:rPr>
+          <w:lang w:val="en-US"/>
+        </w:rPr>
+        <w:t>double</w:t>
+      </w:r>
+      <w:proofErr w:type="gramEnd"/>
+      <w:r>
+        <w:rPr>
+          <w:lang w:val="en-US"/>
+        </w:rPr>
+        <w:t xml:space="preserve"> y;</w:t>
+      </w:r>
+    </w:p>
+    <w:p>
+      <w:pPr>
+        <w:spacing w:line="192" w:lineRule="auto"/>
+        <w:rPr>
+          <w:lang w:val="en-US"/>
+        </w:rPr>
+      </w:pPr>
+      <w:r>
+        <w:rPr>
+          <w:lang w:val="en-US"/>
+        </w:rPr>
+        <w:t xml:space="preserve">   </w:t>
+      </w:r>
+      <w:r>
+        <w:rPr>
+          <w:lang w:val="uk-UA"/>
+        </w:rPr>
+        <w:t xml:space="preserve">  </w:t>
+      </w:r>
+      <w:r>
+        <w:rPr>
+          <w:lang w:val="en-US"/>
+        </w:rPr>
+        <w:t xml:space="preserve"> </w:t>
+      </w:r>
+      <w:proofErr w:type="spellStart"/>
+      <w:proofErr w:type="gramStart"/>
+      <w:r>
+        <w:rPr>
+          <w:lang w:val="en-US"/>
+        </w:rPr>
+        <w:t>int</w:t>
+      </w:r>
+      <w:proofErr w:type="spellEnd"/>
+      <w:proofErr w:type="gramEnd"/>
+      <w:r>
+        <w:rPr>
+          <w:lang w:val="en-US"/>
+        </w:rPr>
+        <w:t xml:space="preserve"> </w:t>
+      </w:r>
+      <w:proofErr w:type="spellStart"/>
+      <w:r>
+        <w:rPr>
+          <w:lang w:val="en-US"/>
+        </w:rPr>
+        <w:t>is_defined</w:t>
+      </w:r>
+      <w:proofErr w:type="spellEnd"/>
+      <w:r>
+        <w:rPr>
+          <w:lang w:val="en-US"/>
+        </w:rPr>
+        <w:t xml:space="preserve"> = 0;</w:t>
+      </w:r>
+    </w:p>
+    <w:p>
+      <w:pPr>
+        <w:spacing w:line="192" w:lineRule="auto"/>
+        <w:rPr>
+          <w:lang w:val="uk-UA"/>
+        </w:rPr>
+      </w:pPr>
+      <w:r>
+        <w:rPr>
+          <w:lang w:val="en-US"/>
+        </w:rPr>
         <w:t xml:space="preserve">    </w:t>
       </w:r>
       <w:r>
         <w:rPr>
           <w:lang w:val="uk-UA"/>
         </w:rPr>
-        <w:t xml:space="preserve"> </w:t>
-      </w:r>
-      <w:proofErr w:type="gramStart"/>
-      <w:r>
-        <w:rPr>
-          <w:lang w:val="en-US"/>
-        </w:rPr>
-        <w:t>double</w:t>
-      </w:r>
-      <w:proofErr w:type="gramEnd"/>
-      <w:r>
-        <w:rPr>
-          <w:lang w:val="en-US"/>
-        </w:rPr>
-        <w:t xml:space="preserve"> y;</w:t>
-      </w:r>
-    </w:p>
-    <w:p>
-      <w:pPr>
-        <w:spacing w:line="192" w:lineRule="auto"/>
-        <w:rPr>
-          <w:lang w:val="en-US"/>
-        </w:rPr>
-      </w:pPr>
-      <w:r>
-        <w:rPr>
-          <w:lang w:val="en-US"/>
-        </w:rPr>
-        <w:t xml:space="preserve">   </w:t>
-      </w:r>
-      <w:r>
-        <w:rPr>
-          <w:lang w:val="uk-UA"/>
-        </w:rPr>
-        <w:t xml:space="preserve"> </w:t>
-      </w:r>
-      <w:r>
-        <w:rPr>
-          <w:lang w:val="en-US"/>
-        </w:rPr>
-        <w:t xml:space="preserve"> </w:t>
-      </w:r>
-      <w:proofErr w:type="spellStart"/>
-      <w:proofErr w:type="gramStart"/>
-      <w:r>
-        <w:rPr>
-          <w:lang w:val="en-US"/>
-        </w:rPr>
-        <w:t>int</w:t>
-      </w:r>
-      <w:proofErr w:type="spellEnd"/>
-      <w:proofErr w:type="gramEnd"/>
-      <w:r>
-        <w:rPr>
-          <w:lang w:val="en-US"/>
-        </w:rPr>
-        <w:t xml:space="preserve"> </w:t>
-      </w:r>
-      <w:proofErr w:type="spellStart"/>
-      <w:r>
-        <w:rPr>
-          <w:lang w:val="en-US"/>
-        </w:rPr>
-        <w:t>is_de</w:t>
-      </w:r>
-      <w:r>
-        <w:rPr>
-          <w:lang w:val="en-US"/>
-        </w:rPr>
-        <w:t>fined</w:t>
-      </w:r>
-      <w:proofErr w:type="spellEnd"/>
-      <w:r>
-        <w:rPr>
-          <w:lang w:val="en-US"/>
-        </w:rPr>
-        <w:t xml:space="preserve"> = 0;</w:t>
-      </w:r>
-    </w:p>
-    <w:p>
-      <w:pPr>
-        <w:spacing w:line="192" w:lineRule="auto"/>
-        <w:rPr>
-          <w:lang w:val="uk-UA"/>
-        </w:rPr>
-      </w:pPr>
-      <w:r>
-        <w:rPr>
-          <w:lang w:val="en-US"/>
-        </w:rPr>
-        <w:t xml:space="preserve">    </w:t>
-      </w:r>
-      <w:r>
-        <w:rPr>
-          <w:lang w:val="uk-UA"/>
-        </w:rPr>
-        <w:t xml:space="preserve"> </w:t>
-      </w:r>
-    </w:p>
-    <w:p>
-      <w:pPr>
-        <w:spacing w:line="192" w:lineRule="auto"/>
-        <w:rPr>
-          <w:lang w:val="uk-UA"/>
-        </w:rPr>
-      </w:pPr>
-      <w:r>
-        <w:rPr>
-          <w:lang w:val="uk-UA"/>
-        </w:rPr>
-        <w:t xml:space="preserve">    </w:t>
-      </w:r>
-      <w:proofErr w:type="spellStart"/>
-      <w:proofErr w:type="gramStart"/>
-      <w:r>
-        <w:rPr>
-          <w:lang w:val="en-US"/>
-        </w:rPr>
-        <w:t>printf</w:t>
-      </w:r>
-      <w:proofErr w:type="spellEnd"/>
-      <w:r>
-        <w:rPr>
-          <w:lang w:val="uk-UA"/>
-        </w:rPr>
-        <w:t>(</w:t>
-      </w:r>
-      <w:proofErr w:type="gramEnd"/>
-      <w:r>
-        <w:rPr>
-          <w:lang w:val="uk-UA"/>
-        </w:rPr>
-        <w:t xml:space="preserve">"Введіть значення </w:t>
-      </w:r>
-      <w:r>
-        <w:rPr>
-          <w:lang w:val="en-US"/>
-        </w:rPr>
-        <w:t>x</w:t>
-      </w:r>
-      <w:r>
-        <w:rPr>
-          <w:lang w:val="uk-UA"/>
-        </w:rPr>
-        <w:t>: ");</w:t>
-      </w:r>
-    </w:p>
-    <w:p>
-      <w:pPr>
-        <w:spacing w:line="192" w:lineRule="auto"/>
-        <w:rPr>
-          <w:lang w:val="uk-UA"/>
-        </w:rPr>
-      </w:pPr>
-      <w:r>
-        <w:rPr>
-          <w:lang w:val="uk-UA"/>
-        </w:rPr>
-        <w:t xml:space="preserve">   </w:t>
-      </w:r>
-      <w:r>
-        <w:rPr>
-          <w:lang w:val="uk-UA"/>
-        </w:rPr>
-        <w:t xml:space="preserve"> </w:t>
-      </w:r>
-      <w:proofErr w:type="spellStart"/>
-      <w:proofErr w:type="gramStart"/>
-      <w:r>
-        <w:rPr>
-          <w:lang w:val="en-US"/>
-        </w:rPr>
-        <w:t>scanf</w:t>
-      </w:r>
-      <w:proofErr w:type="spellEnd"/>
-      <w:r>
-        <w:rPr>
-          <w:lang w:val="uk-UA"/>
-        </w:rPr>
-        <w:t>(</w:t>
-      </w:r>
-      <w:proofErr w:type="gramEnd"/>
-      <w:r>
-        <w:rPr>
-          <w:lang w:val="uk-UA"/>
-        </w:rPr>
-        <w:t>"%</w:t>
-      </w:r>
-      <w:r>
-        <w:rPr>
-          <w:lang w:val="en-US"/>
-        </w:rPr>
-        <w:t>lf</w:t>
-      </w:r>
-      <w:r>
-        <w:rPr>
-          <w:lang w:val="uk-UA"/>
-        </w:rPr>
-        <w:t>", &amp;</w:t>
-      </w:r>
-      <w:r>
-        <w:rPr>
-          <w:lang w:val="en-US"/>
-        </w:rPr>
-        <w:t>x</w:t>
-      </w:r>
-      <w:r>
-        <w:rPr>
-          <w:lang w:val="uk-UA"/>
-        </w:rPr>
-        <w:t>);</w:t>
-      </w:r>
-    </w:p>
-    <w:p>
-      <w:pPr>
-        <w:spacing w:line="192" w:lineRule="auto"/>
-        <w:rPr>
-          <w:lang w:val="uk-UA"/>
-        </w:rPr>
-      </w:pPr>
-      <w:r>
-        <w:rPr>
-          <w:lang w:val="uk-UA"/>
-        </w:rPr>
-        <w:t xml:space="preserve">   </w:t>
-      </w:r>
-      <w:r>
-        <w:rPr>
-          <w:lang w:val="uk-UA"/>
-        </w:rPr>
-        <w:t xml:space="preserve"> </w:t>
-      </w:r>
-    </w:p>
-    <w:p>
-      <w:pPr>
-        <w:spacing w:line="192" w:lineRule="auto"/>
-        <w:rPr>
-          <w:lang w:val="en-US"/>
-        </w:rPr>
-      </w:pPr>
-      <w:r>
-        <w:rPr>
-          <w:lang w:val="uk-UA"/>
-        </w:rPr>
-        <w:t xml:space="preserve">    </w:t>
-      </w:r>
-      <w:r>
-        <w:rPr>
-          <w:lang w:val="uk-UA"/>
-        </w:rPr>
-        <w:t xml:space="preserve"> </w:t>
-      </w:r>
-      <w:proofErr w:type="gramStart"/>
-      <w:r>
-        <w:rPr>
-          <w:lang w:val="en-US"/>
-        </w:rPr>
-        <w:t>if</w:t>
-      </w:r>
-      <w:proofErr w:type="gramEnd"/>
-      <w:r>
-        <w:rPr>
-          <w:lang w:val="en-US"/>
-        </w:rPr>
-        <w:t xml:space="preserve"> (x &lt;= -13)</w:t>
-      </w:r>
-    </w:p>
-    <w:p>
-      <w:pPr>
-        <w:spacing w:line="192" w:lineRule="auto"/>
-        <w:rPr>
-          <w:lang w:val="en-US"/>
-        </w:rPr>
-      </w:pPr>
-      <w:r>
-        <w:rPr>
-          <w:lang w:val="en-US"/>
-        </w:rPr>
-        <w:t xml:space="preserve">    {</w:t>
-      </w:r>
-    </w:p>
-    <w:p>
-      <w:pPr>
-        <w:spacing w:line="192" w:lineRule="auto"/>
-        <w:rPr>
-          <w:lang w:val="en-US"/>
-        </w:rPr>
-      </w:pPr>
-      <w:r>
-        <w:rPr>
-          <w:lang w:val="en-US"/>
-        </w:rPr>
         <w:t xml:space="preserve">  </w:t>
       </w:r>
     </w:p>
@@ -1537,1109 +2686,21 @@
       <w:pPr>
         <w:spacing w:line="192" w:lineRule="auto"/>
         <w:rPr>
-          <w:lang w:val="en-US"/>
-        </w:rPr>
-      </w:pPr>
-      <w:r>
-        <w:rPr>
-          <w:lang w:val="uk-UA"/>
-        </w:rPr>
-        <w:t xml:space="preserve">  </w:t>
-      </w:r>
-      <w:r>
-        <w:rPr>
-          <w:lang w:val="en-US"/>
-        </w:rPr>
-        <w:t xml:space="preserve">  }</w:t>
-      </w:r>
-    </w:p>
-    <w:p>
-      <w:pPr>
-        <w:spacing w:line="192" w:lineRule="auto"/>
-        <w:rPr>
-          <w:lang w:val="en-US"/>
-        </w:rPr>
-      </w:pPr>
-      <w:r>
-        <w:rPr>
-          <w:lang w:val="en-US"/>
-        </w:rPr>
-        <w:t xml:space="preserve">    </w:t>
-      </w:r>
-      <w:proofErr w:type="gramStart"/>
-      <w:r>
-        <w:rPr>
-          <w:lang w:val="en-US"/>
-        </w:rPr>
-        <w:t>else</w:t>
-      </w:r>
-      <w:proofErr w:type="gramEnd"/>
-      <w:r>
-        <w:rPr>
-          <w:lang w:val="en-US"/>
-        </w:rPr>
-        <w:t xml:space="preserve"> if</w:t>
-      </w:r>
-      <w:r>
-        <w:rPr>
-          <w:lang w:val="uk-UA"/>
-        </w:rPr>
-        <w:t xml:space="preserve"> </w:t>
-      </w:r>
-      <w:r>
-        <w:rPr>
-          <w:lang w:val="en-US"/>
-        </w:rPr>
-        <w:t xml:space="preserve"> (x &lt;= -3)</w:t>
-      </w:r>
-    </w:p>
-    <w:p>
-      <w:pPr>
-        <w:spacing w:line="192" w:lineRule="auto"/>
-        <w:rPr>
-          <w:lang w:val="en-US"/>
-        </w:rPr>
-      </w:pPr>
-      <w:r>
-        <w:rPr>
-          <w:lang w:val="en-US"/>
-        </w:rPr>
-        <w:t xml:space="preserve">    {</w:t>
-      </w:r>
-    </w:p>
-    <w:p>
-      <w:pPr>
-        <w:spacing w:line="192" w:lineRule="auto"/>
-        <w:rPr>
-          <w:lang w:val="en-US"/>
-        </w:rPr>
-      </w:pPr>
-      <w:r>
-        <w:rPr>
-          <w:lang w:val="en-US"/>
-        </w:rPr>
-        <w:t xml:space="preserve">      </w:t>
-      </w:r>
-      <w:r>
-        <w:rPr>
-          <w:lang w:val="uk-UA"/>
-        </w:rPr>
-        <w:t xml:space="preserve"> </w:t>
-      </w:r>
-      <w:r>
-        <w:rPr>
-          <w:lang w:val="en-US"/>
-        </w:rPr>
-        <w:t xml:space="preserve"> </w:t>
-      </w:r>
-      <w:r>
-        <w:rPr>
-          <w:lang w:val="uk-UA"/>
-        </w:rPr>
-        <w:t xml:space="preserve"> </w:t>
-      </w:r>
-      <w:r>
-        <w:rPr>
-          <w:lang w:val="en-US"/>
-        </w:rPr>
-        <w:t xml:space="preserve"> y = -4 * x * x * x + 3 * x - 7;</w:t>
-      </w:r>
-    </w:p>
-    <w:p>
-      <w:pPr>
-        <w:spacing w:line="192" w:lineRule="auto"/>
-        <w:rPr>
-          <w:lang w:val="en-US"/>
-        </w:rPr>
-      </w:pPr>
-      <w:r>
-        <w:rPr>
-          <w:lang w:val="en-US"/>
-        </w:rPr>
-        <w:t xml:space="preserve">       </w:t>
-      </w:r>
-      <w:r>
-        <w:rPr>
-          <w:lang w:val="uk-UA"/>
-        </w:rPr>
-        <w:t xml:space="preserve">  </w:t>
-      </w:r>
-      <w:r>
-        <w:rPr>
-          <w:lang w:val="en-US"/>
-        </w:rPr>
-        <w:t xml:space="preserve"> </w:t>
-      </w:r>
-      <w:proofErr w:type="spellStart"/>
-      <w:r>
-        <w:rPr>
-          <w:lang w:val="en-US"/>
-        </w:rPr>
-        <w:t>is_defined</w:t>
-      </w:r>
-      <w:proofErr w:type="spellEnd"/>
-      <w:r>
-        <w:rPr>
-          <w:lang w:val="en-US"/>
-        </w:rPr>
-        <w:t xml:space="preserve"> = 1;</w:t>
-      </w:r>
-    </w:p>
-    <w:p>
-      <w:pPr>
-        <w:spacing w:line="192" w:lineRule="auto"/>
-        <w:rPr>
-          <w:lang w:val="en-US"/>
-        </w:rPr>
-      </w:pPr>
-      <w:r>
-        <w:rPr>
-          <w:lang w:val="en-US"/>
-        </w:rPr>
-        <w:t xml:space="preserve">    }</w:t>
-      </w:r>
-    </w:p>
-    <w:p>
-      <w:pPr>
-        <w:spacing w:line="192" w:lineRule="auto"/>
-        <w:rPr>
-          <w:lang w:val="en-US"/>
-        </w:rPr>
-      </w:pPr>
-      <w:r>
-        <w:rPr>
-          <w:lang w:val="en-US"/>
-        </w:rPr>
-        <w:t xml:space="preserve">    </w:t>
-      </w:r>
-      <w:proofErr w:type="gramStart"/>
-      <w:r>
-        <w:rPr>
-          <w:lang w:val="en-US"/>
-        </w:rPr>
-        <w:t>else</w:t>
-      </w:r>
-      <w:proofErr w:type="gramEnd"/>
-      <w:r>
-        <w:rPr>
-          <w:lang w:val="en-US"/>
-        </w:rPr>
-        <w:t xml:space="preserve"> if (x &lt; 2)</w:t>
-      </w:r>
-    </w:p>
-    <w:p>
-      <w:pPr>
-        <w:spacing w:line="192" w:lineRule="auto"/>
-        <w:rPr>
-          <w:lang w:val="en-US"/>
-        </w:rPr>
-      </w:pPr>
-      <w:r>
-        <w:rPr>
-          <w:lang w:val="en-US"/>
-        </w:rPr>
-        <w:t xml:space="preserve">    {        </w:t>
-      </w:r>
-    </w:p>
-    <w:p>
-      <w:pPr>
-        <w:spacing w:line="192" w:lineRule="auto"/>
-        <w:rPr>
-          <w:lang w:val="en-US"/>
-        </w:rPr>
-      </w:pPr>
-      <w:r>
-        <w:rPr>
-          <w:lang w:val="en-US"/>
-        </w:rPr>
-        <w:t xml:space="preserve">   </w:t>
-      </w:r>
-    </w:p>
-    <w:p>
-      <w:pPr>
-        <w:spacing w:line="192" w:lineRule="auto"/>
-        <w:rPr>
-          <w:lang w:val="en-US"/>
-        </w:rPr>
-      </w:pPr>
-    </w:p>
-    <w:p>
-      <w:pPr>
-        <w:spacing w:line="192" w:lineRule="auto"/>
-        <w:rPr>
-          <w:lang w:val="en-US"/>
-        </w:rPr>
-      </w:pPr>
-      <w:r>
-        <w:rPr>
-          <w:lang w:val="uk-UA"/>
-        </w:rPr>
-        <w:lastRenderedPageBreak/>
-        <w:t xml:space="preserve">    </w:t>
-      </w:r>
-      <w:r>
-        <w:rPr>
-          <w:lang w:val="en-US"/>
-        </w:rPr>
-        <w:t>}</w:t>
-      </w:r>
-    </w:p>
-    <w:p>
-      <w:pPr>
-        <w:spacing w:line="192" w:lineRule="auto"/>
-        <w:rPr>
-          <w:lang w:val="en-US"/>
-        </w:rPr>
-      </w:pPr>
-      <w:r>
-        <w:rPr>
-          <w:lang w:val="en-US"/>
-        </w:rPr>
-        <w:t xml:space="preserve">    </w:t>
-      </w:r>
-      <w:proofErr w:type="gramStart"/>
-      <w:r>
-        <w:rPr>
-          <w:lang w:val="en-US"/>
-        </w:rPr>
-        <w:t>else</w:t>
-      </w:r>
-      <w:proofErr w:type="gramEnd"/>
-      <w:r>
-        <w:rPr>
-          <w:lang w:val="en-US"/>
-        </w:rPr>
-        <w:t xml:space="preserve"> if (x &lt;= 7)</w:t>
-      </w:r>
-    </w:p>
-    <w:p>
-      <w:pPr>
-        <w:spacing w:line="192" w:lineRule="auto"/>
-        <w:rPr>
-          <w:lang w:val="en-US"/>
-        </w:rPr>
-      </w:pPr>
-      <w:r>
-        <w:rPr>
-          <w:lang w:val="en-US"/>
-        </w:rPr>
-        <w:t xml:space="preserve">    {</w:t>
-      </w:r>
-    </w:p>
-    <w:p>
-      <w:pPr>
-        <w:spacing w:line="192" w:lineRule="auto"/>
-        <w:rPr>
-          <w:lang w:val="en-US"/>
-        </w:rPr>
-      </w:pPr>
-      <w:r>
-        <w:rPr>
-          <w:lang w:val="en-US"/>
-        </w:rPr>
-        <w:t xml:space="preserve">       </w:t>
-      </w:r>
-      <w:r>
-        <w:rPr>
-          <w:lang w:val="uk-UA"/>
-        </w:rPr>
-        <w:t xml:space="preserve"> </w:t>
-      </w:r>
-      <w:r>
-        <w:rPr>
-          <w:lang w:val="en-US"/>
-        </w:rPr>
-        <w:t xml:space="preserve"> </w:t>
-      </w:r>
-      <w:r>
-        <w:rPr>
-          <w:lang w:val="uk-UA"/>
-        </w:rPr>
-        <w:t xml:space="preserve"> </w:t>
-      </w:r>
-      <w:r>
-        <w:rPr>
-          <w:lang w:val="en-US"/>
-        </w:rPr>
-        <w:t>y = x * x * x + 14;</w:t>
-      </w:r>
-    </w:p>
-    <w:p>
-      <w:pPr>
-        <w:spacing w:line="192" w:lineRule="auto"/>
-        <w:rPr>
-          <w:lang w:val="en-US"/>
-        </w:rPr>
-      </w:pPr>
-      <w:r>
-        <w:rPr>
-          <w:lang w:val="en-US"/>
-        </w:rPr>
-        <w:t xml:space="preserve">       </w:t>
-      </w:r>
-      <w:r>
-        <w:rPr>
-          <w:lang w:val="uk-UA"/>
-        </w:rPr>
-        <w:t xml:space="preserve">  </w:t>
-      </w:r>
-      <w:r>
-        <w:rPr>
-          <w:lang w:val="en-US"/>
-        </w:rPr>
-        <w:t xml:space="preserve"> </w:t>
-      </w:r>
-      <w:proofErr w:type="spellStart"/>
-      <w:r>
-        <w:rPr>
-          <w:lang w:val="en-US"/>
-        </w:rPr>
-        <w:t>is_defined</w:t>
-      </w:r>
-      <w:proofErr w:type="spellEnd"/>
-      <w:r>
-        <w:rPr>
-          <w:lang w:val="en-US"/>
-        </w:rPr>
-        <w:t xml:space="preserve"> = 1;</w:t>
-      </w:r>
-    </w:p>
-    <w:p>
-      <w:pPr>
-        <w:spacing w:line="192" w:lineRule="auto"/>
-        <w:rPr>
-          <w:lang w:val="en-US"/>
-        </w:rPr>
-      </w:pPr>
-      <w:r>
-        <w:rPr>
-          <w:lang w:val="en-US"/>
-        </w:rPr>
-        <w:t xml:space="preserve">    }</w:t>
-      </w:r>
-    </w:p>
-    <w:p>
-      <w:pPr>
-        <w:spacing w:line="192" w:lineRule="auto"/>
-        <w:rPr>
-          <w:lang w:val="en-US"/>
-        </w:rPr>
-      </w:pPr>
-      <w:r>
-        <w:rPr>
-          <w:lang w:val="en-US"/>
-        </w:rPr>
-        <w:t xml:space="preserve">    </w:t>
-      </w:r>
-      <w:proofErr w:type="gramStart"/>
-      <w:r>
-        <w:rPr>
-          <w:lang w:val="en-US"/>
-        </w:rPr>
-        <w:t>else</w:t>
-      </w:r>
-      <w:proofErr w:type="gramEnd"/>
-      <w:r>
-        <w:rPr>
-          <w:lang w:val="en-US"/>
-        </w:rPr>
-        <w:t xml:space="preserve"> if (x &lt;= 14)</w:t>
-      </w:r>
-    </w:p>
-    <w:p>
-      <w:pPr>
-        <w:spacing w:line="192" w:lineRule="auto"/>
-        <w:rPr>
-          <w:lang w:val="en-US"/>
-        </w:rPr>
-      </w:pPr>
-      <w:r>
-        <w:rPr>
-          <w:lang w:val="en-US"/>
-        </w:rPr>
-        <w:t xml:space="preserve">    {</w:t>
-      </w:r>
-    </w:p>
-    <w:p>
-      <w:pPr>
-        <w:spacing w:line="192" w:lineRule="auto"/>
-        <w:rPr>
-          <w:lang w:val="en-US"/>
-        </w:rPr>
-      </w:pPr>
-      <w:r>
-        <w:rPr>
-          <w:lang w:val="en-US"/>
-        </w:rPr>
-        <w:t xml:space="preserve">   </w:t>
-      </w:r>
-    </w:p>
-    <w:p>
-      <w:pPr>
-        <w:spacing w:line="192" w:lineRule="auto"/>
-        <w:rPr>
-          <w:lang w:val="en-US"/>
-        </w:rPr>
-      </w:pPr>
-      <w:r>
-        <w:rPr>
-          <w:lang w:val="uk-UA"/>
-        </w:rPr>
-        <w:t xml:space="preserve">   </w:t>
-      </w:r>
-      <w:r>
-        <w:rPr>
-          <w:lang w:val="en-US"/>
-        </w:rPr>
-        <w:t xml:space="preserve"> }</w:t>
-      </w:r>
-    </w:p>
-    <w:p>
-      <w:pPr>
-        <w:spacing w:line="192" w:lineRule="auto"/>
-        <w:rPr>
-          <w:lang w:val="en-US"/>
-        </w:rPr>
-      </w:pPr>
-      <w:r>
-        <w:rPr>
-          <w:lang w:val="en-US"/>
-        </w:rPr>
-        <w:t xml:space="preserve">    </w:t>
-      </w:r>
-      <w:proofErr w:type="gramStart"/>
-      <w:r>
-        <w:rPr>
-          <w:lang w:val="en-US"/>
-        </w:rPr>
-        <w:t>else</w:t>
-      </w:r>
-      <w:proofErr w:type="gramEnd"/>
-    </w:p>
-    <w:p>
-      <w:pPr>
-        <w:spacing w:line="192" w:lineRule="auto"/>
-        <w:rPr>
-          <w:lang w:val="en-US"/>
-        </w:rPr>
-      </w:pPr>
-      <w:r>
-        <w:rPr>
-          <w:lang w:val="en-US"/>
-        </w:rPr>
-        <w:t xml:space="preserve">    {</w:t>
-      </w:r>
-    </w:p>
-    <w:p>
-      <w:pPr>
-        <w:spacing w:line="192" w:lineRule="auto"/>
-        <w:rPr>
-          <w:lang w:val="en-US"/>
-        </w:rPr>
-      </w:pPr>
-      <w:r>
-        <w:rPr>
-          <w:lang w:val="en-US"/>
-        </w:rPr>
-        <w:t xml:space="preserve">        y = -4 * x * x * x + 3 * x - 7;</w:t>
-      </w:r>
-    </w:p>
-    <w:p>
-      <w:pPr>
-        <w:spacing w:line="192" w:lineRule="auto"/>
-        <w:rPr>
-          <w:lang w:val="en-US"/>
-        </w:rPr>
-      </w:pPr>
-      <w:r>
-        <w:rPr>
-          <w:lang w:val="en-US"/>
-        </w:rPr>
-        <w:t xml:space="preserve">        </w:t>
-      </w:r>
-      <w:proofErr w:type="spellStart"/>
-      <w:r>
-        <w:rPr>
-          <w:lang w:val="en-US"/>
-        </w:rPr>
-        <w:t>is_defined</w:t>
-      </w:r>
-      <w:proofErr w:type="spellEnd"/>
-      <w:r>
-        <w:rPr>
-          <w:lang w:val="en-US"/>
-        </w:rPr>
-        <w:t xml:space="preserve"> = 1;</w:t>
-      </w:r>
-    </w:p>
-    <w:p>
-      <w:pPr>
-        <w:spacing w:line="192" w:lineRule="auto"/>
-        <w:rPr>
-          <w:lang w:val="en-US"/>
-        </w:rPr>
-      </w:pPr>
-      <w:r>
-        <w:rPr>
-          <w:lang w:val="en-US"/>
-        </w:rPr>
-        <w:t xml:space="preserve">    }</w:t>
-      </w:r>
-    </w:p>
-    <w:p>
-      <w:pPr>
-        <w:spacing w:line="192" w:lineRule="auto"/>
-        <w:rPr>
-          <w:lang w:val="en-US"/>
-        </w:rPr>
-      </w:pPr>
-      <w:r>
-        <w:rPr>
-          <w:lang w:val="en-US"/>
-        </w:rPr>
-        <w:t xml:space="preserve">    </w:t>
-      </w:r>
-      <w:proofErr w:type="gramStart"/>
-      <w:r>
-        <w:rPr>
-          <w:lang w:val="en-US"/>
-        </w:rPr>
-        <w:t>if</w:t>
-      </w:r>
-      <w:proofErr w:type="gramEnd"/>
-      <w:r>
-        <w:rPr>
-          <w:lang w:val="en-US"/>
-        </w:rPr>
-        <w:t xml:space="preserve"> (</w:t>
-      </w:r>
-      <w:proofErr w:type="spellStart"/>
-      <w:r>
-        <w:rPr>
-          <w:lang w:val="en-US"/>
-        </w:rPr>
-        <w:t>is_defined</w:t>
-      </w:r>
-      <w:proofErr w:type="spellEnd"/>
-      <w:r>
-        <w:rPr>
-          <w:lang w:val="en-US"/>
-        </w:rPr>
-        <w:t xml:space="preserve"> == 1)</w:t>
-      </w:r>
-    </w:p>
-    <w:p>
-      <w:pPr>
-        <w:spacing w:line="192" w:lineRule="auto"/>
-        <w:rPr>
-          <w:lang w:val="en-US"/>
-        </w:rPr>
-      </w:pPr>
-      <w:r>
-        <w:rPr>
-          <w:lang w:val="en-US"/>
-        </w:rPr>
-        <w:t xml:space="preserve">    {</w:t>
-      </w:r>
-    </w:p>
-    <w:p>
-      <w:pPr>
-        <w:spacing w:line="192" w:lineRule="auto"/>
-        <w:rPr>
-          <w:lang w:val="en-US"/>
-        </w:rPr>
-      </w:pPr>
-      <w:r>
-        <w:rPr>
-          <w:lang w:val="en-US"/>
-        </w:rPr>
-        <w:t xml:space="preserve">        </w:t>
-      </w:r>
-      <w:proofErr w:type="spellStart"/>
-      <w:proofErr w:type="gramStart"/>
-      <w:r>
-        <w:rPr>
-          <w:lang w:val="en-US"/>
-        </w:rPr>
-        <w:t>printf</w:t>
-      </w:r>
-      <w:proofErr w:type="spellEnd"/>
-      <w:r>
-        <w:rPr>
-          <w:lang w:val="en-US"/>
-        </w:rPr>
-        <w:t>(</w:t>
-      </w:r>
-      <w:proofErr w:type="gramEnd"/>
-      <w:r>
-        <w:rPr>
-          <w:lang w:val="en-US"/>
-        </w:rPr>
-        <w:t>"y(x) = %.3f\n", y);</w:t>
-      </w:r>
-    </w:p>
-    <w:p>
-      <w:pPr>
-        <w:spacing w:line="192" w:lineRule="auto"/>
-      </w:pPr>
-      <w:r>
-        <w:rPr>
-          <w:lang w:val="en-US"/>
-        </w:rPr>
-        <w:t xml:space="preserve">    </w:t>
-      </w:r>
-      <w:r>
-        <w:t>}</w:t>
-      </w:r>
-    </w:p>
-    <w:p>
-      <w:pPr>
-        <w:spacing w:line="192" w:lineRule="auto"/>
-      </w:pPr>
-      <w:r>
-        <w:t xml:space="preserve">    </w:t>
-      </w:r>
-      <w:proofErr w:type="spellStart"/>
-      <w:r>
-        <w:t>else</w:t>
-      </w:r>
-      <w:proofErr w:type="spellEnd"/>
-    </w:p>
-    <w:p>
-      <w:pPr>
-        <w:spacing w:line="192" w:lineRule="auto"/>
-      </w:pPr>
-      <w:r>
-        <w:t xml:space="preserve">    {</w:t>
-      </w:r>
-    </w:p>
-    <w:p>
-      <w:pPr>
-        <w:spacing w:line="192" w:lineRule="auto"/>
-      </w:pPr>
-      <w:r>
-        <w:t xml:space="preserve">       </w:t>
-      </w:r>
-      <w:r>
-        <w:rPr>
-          <w:lang w:val="uk-UA"/>
-        </w:rPr>
-        <w:t xml:space="preserve">   </w:t>
-      </w:r>
-      <w:r>
-        <w:t xml:space="preserve"> </w:t>
-      </w:r>
-      <w:proofErr w:type="spellStart"/>
-      <w:proofErr w:type="gramStart"/>
-      <w:r>
-        <w:t>printf</w:t>
-      </w:r>
-      <w:proofErr w:type="spellEnd"/>
-      <w:r>
-        <w:t>(</w:t>
-      </w:r>
-      <w:proofErr w:type="gramEnd"/>
-      <w:r>
-        <w:t>"</w:t>
-      </w:r>
-      <w:proofErr w:type="spellStart"/>
-      <w:r>
-        <w:t>Функція</w:t>
-      </w:r>
-      <w:proofErr w:type="spellEnd"/>
-      <w:r>
-        <w:t xml:space="preserve"> не </w:t>
-      </w:r>
-      <w:proofErr w:type="spellStart"/>
-      <w:r>
-        <w:t>визначена</w:t>
-      </w:r>
-      <w:proofErr w:type="spellEnd"/>
-      <w:r>
-        <w:t xml:space="preserve"> для </w:t>
-      </w:r>
-      <w:proofErr w:type="spellStart"/>
-      <w:r>
-        <w:t>заданого</w:t>
-      </w:r>
-      <w:proofErr w:type="spellEnd"/>
-      <w:r>
-        <w:t xml:space="preserve"> x.\n");</w:t>
-      </w:r>
-    </w:p>
-    <w:p>
-      <w:pPr>
-        <w:spacing w:line="192" w:lineRule="auto"/>
-        <w:rPr>
-          <w:lang w:val="en-US"/>
-        </w:rPr>
-      </w:pPr>
-      <w:r>
-        <w:t xml:space="preserve">    </w:t>
-      </w:r>
-      <w:r>
-        <w:rPr>
-          <w:lang w:val="en-US"/>
-        </w:rPr>
-        <w:t>}</w:t>
-      </w:r>
-    </w:p>
-    <w:p>
-      <w:pPr>
-        <w:spacing w:line="192" w:lineRule="auto"/>
-        <w:rPr>
-          <w:lang w:val="en-US"/>
-        </w:rPr>
-      </w:pPr>
-      <w:r>
-        <w:rPr>
-          <w:lang w:val="en-US"/>
-        </w:rPr>
-        <w:t xml:space="preserve">    </w:t>
-      </w:r>
-      <w:proofErr w:type="gramStart"/>
-      <w:r>
-        <w:rPr>
-          <w:lang w:val="en-US"/>
-        </w:rPr>
-        <w:t>return</w:t>
-      </w:r>
-      <w:proofErr w:type="gramEnd"/>
-      <w:r>
-        <w:rPr>
-          <w:lang w:val="en-US"/>
-        </w:rPr>
-        <w:t xml:space="preserve"> 0;</w:t>
-      </w:r>
-    </w:p>
-    <w:p>
-      <w:pPr>
-        <w:spacing w:line="192" w:lineRule="auto"/>
-        <w:rPr>
-          <w:lang w:val="en-US"/>
-        </w:rPr>
-      </w:pPr>
-      <w:r>
-        <w:rPr>
-          <w:lang w:val="en-US"/>
-        </w:rPr>
-        <w:t>}</w:t>
-      </w:r>
-    </w:p>
-    <w:p>
-      <w:pPr>
-        <w:jc w:val="center"/>
-        <w:rPr>
-          <w:b/>
-          <w:sz w:val="40"/>
-          <w:lang w:val="en-US"/>
-        </w:rPr>
-      </w:pPr>
-      <w:r>
-        <w:rPr>
-          <w:b/>
-          <w:sz w:val="40"/>
-        </w:rPr>
-        <w:t>Текст</w:t>
-      </w:r>
-      <w:r>
-        <w:rPr>
-          <w:b/>
-          <w:sz w:val="40"/>
-          <w:lang w:val="en-US"/>
-        </w:rPr>
-        <w:t xml:space="preserve"> </w:t>
-      </w:r>
-      <w:proofErr w:type="spellStart"/>
-      <w:r>
-        <w:rPr>
-          <w:b/>
-          <w:sz w:val="40"/>
-        </w:rPr>
-        <w:t>програми</w:t>
-      </w:r>
-      <w:proofErr w:type="spellEnd"/>
-      <w:r>
-        <w:rPr>
-          <w:b/>
-          <w:sz w:val="40"/>
-          <w:lang w:val="en-US"/>
-        </w:rPr>
-        <w:t xml:space="preserve"> 2</w:t>
-      </w:r>
-    </w:p>
-    <w:p>
-      <w:pPr>
-        <w:spacing w:line="192" w:lineRule="auto"/>
-        <w:rPr>
-          <w:lang w:val="en-US"/>
-        </w:rPr>
-      </w:pPr>
-      <w:r>
-        <w:rPr>
-          <w:lang w:val="en-US"/>
-        </w:rPr>
-        <w:t>#include &lt;</w:t>
-      </w:r>
-      <w:proofErr w:type="spellStart"/>
-      <w:r>
-        <w:rPr>
-          <w:lang w:val="en-US"/>
-        </w:rPr>
-        <w:t>stdio.h</w:t>
-      </w:r>
-      <w:proofErr w:type="spellEnd"/>
-      <w:r>
-        <w:rPr>
-          <w:lang w:val="en-US"/>
-        </w:rPr>
-        <w:t>&gt;</w:t>
-      </w:r>
-    </w:p>
-    <w:p>
-      <w:pPr>
-        <w:spacing w:line="192" w:lineRule="auto"/>
-        <w:rPr>
-          <w:lang w:val="en-US"/>
-        </w:rPr>
-      </w:pPr>
-      <w:r>
-        <w:rPr>
-          <w:lang w:val="en-US"/>
-        </w:rPr>
-        <w:t>#include &lt;</w:t>
-      </w:r>
-      <w:proofErr w:type="spellStart"/>
-      <w:r>
-        <w:rPr>
-          <w:lang w:val="en-US"/>
-        </w:rPr>
-        <w:t>windows.h</w:t>
-      </w:r>
-      <w:proofErr w:type="spellEnd"/>
-      <w:r>
-        <w:rPr>
-          <w:lang w:val="en-US"/>
-        </w:rPr>
-        <w:t>&gt;</w:t>
-      </w:r>
-    </w:p>
-    <w:p>
-      <w:pPr>
-        <w:spacing w:line="192" w:lineRule="auto"/>
-        <w:rPr>
-          <w:lang w:val="en-US"/>
-        </w:rPr>
-      </w:pPr>
-    </w:p>
-    <w:p>
-      <w:pPr>
-        <w:spacing w:line="192" w:lineRule="auto"/>
-        <w:rPr>
-          <w:lang w:val="en-US"/>
-        </w:rPr>
-      </w:pPr>
-      <w:proofErr w:type="spellStart"/>
-      <w:proofErr w:type="gramStart"/>
-      <w:r>
-        <w:rPr>
-          <w:lang w:val="en-US"/>
-        </w:rPr>
-        <w:t>int</w:t>
-      </w:r>
-      <w:proofErr w:type="spellEnd"/>
-      <w:proofErr w:type="gramEnd"/>
-      <w:r>
-        <w:rPr>
-          <w:lang w:val="en-US"/>
-        </w:rPr>
-        <w:t xml:space="preserve"> main(void)</w:t>
-      </w:r>
-    </w:p>
-    <w:p>
-      <w:pPr>
-        <w:spacing w:line="192" w:lineRule="auto"/>
-        <w:rPr>
-          <w:lang w:val="en-US"/>
-        </w:rPr>
-      </w:pPr>
-      <w:r>
-        <w:rPr>
-          <w:lang w:val="en-US"/>
-        </w:rPr>
-        <w:t>{</w:t>
-      </w:r>
-    </w:p>
-    <w:p>
-      <w:pPr>
-        <w:spacing w:line="192" w:lineRule="auto"/>
-        <w:rPr>
-          <w:lang w:val="en-US"/>
-        </w:rPr>
-      </w:pPr>
-      <w:r>
-        <w:rPr>
-          <w:lang w:val="en-US"/>
-        </w:rPr>
-        <w:t xml:space="preserve">    </w:t>
-      </w:r>
-      <w:r>
-        <w:rPr>
-          <w:lang w:val="uk-UA"/>
-        </w:rPr>
-        <w:t xml:space="preserve">  </w:t>
-      </w:r>
-      <w:proofErr w:type="gramStart"/>
-      <w:r>
-        <w:rPr>
-          <w:lang w:val="en-US"/>
-        </w:rPr>
-        <w:t>double</w:t>
-      </w:r>
-      <w:proofErr w:type="gramEnd"/>
-      <w:r>
-        <w:rPr>
-          <w:lang w:val="en-US"/>
-        </w:rPr>
-        <w:t xml:space="preserve"> x;</w:t>
-      </w:r>
-    </w:p>
-    <w:p>
-      <w:pPr>
-        <w:spacing w:line="192" w:lineRule="auto"/>
-        <w:rPr>
-          <w:lang w:val="en-US"/>
-        </w:rPr>
-      </w:pPr>
-      <w:r>
-        <w:rPr>
-          <w:lang w:val="en-US"/>
-        </w:rPr>
-        <w:t xml:space="preserve">   </w:t>
-      </w:r>
-      <w:r>
-        <w:rPr>
-          <w:lang w:val="uk-UA"/>
-        </w:rPr>
-        <w:t xml:space="preserve">  </w:t>
-      </w:r>
-      <w:r>
-        <w:rPr>
-          <w:lang w:val="en-US"/>
-        </w:rPr>
-        <w:t xml:space="preserve"> </w:t>
-      </w:r>
-      <w:proofErr w:type="gramStart"/>
-      <w:r>
-        <w:rPr>
-          <w:lang w:val="en-US"/>
-        </w:rPr>
-        <w:t>double</w:t>
-      </w:r>
-      <w:proofErr w:type="gramEnd"/>
-      <w:r>
-        <w:rPr>
-          <w:lang w:val="en-US"/>
-        </w:rPr>
-        <w:t xml:space="preserve"> y;</w:t>
-      </w:r>
-    </w:p>
-    <w:p>
-      <w:pPr>
-        <w:spacing w:line="192" w:lineRule="auto"/>
-        <w:rPr>
-          <w:lang w:val="en-US"/>
-        </w:rPr>
-      </w:pPr>
-      <w:r>
-        <w:rPr>
-          <w:lang w:val="en-US"/>
-        </w:rPr>
-        <w:t xml:space="preserve">   </w:t>
-      </w:r>
-      <w:r>
-        <w:rPr>
-          <w:lang w:val="uk-UA"/>
-        </w:rPr>
-        <w:t xml:space="preserve">  </w:t>
-      </w:r>
-      <w:r>
-        <w:rPr>
-          <w:lang w:val="en-US"/>
-        </w:rPr>
-        <w:t xml:space="preserve"> </w:t>
-      </w:r>
-      <w:proofErr w:type="spellStart"/>
-      <w:proofErr w:type="gramStart"/>
-      <w:r>
-        <w:rPr>
-          <w:lang w:val="en-US"/>
-        </w:rPr>
-        <w:t>int</w:t>
-      </w:r>
-      <w:proofErr w:type="spellEnd"/>
-      <w:proofErr w:type="gramEnd"/>
-      <w:r>
-        <w:rPr>
-          <w:lang w:val="en-US"/>
-        </w:rPr>
-        <w:t xml:space="preserve"> </w:t>
-      </w:r>
-      <w:proofErr w:type="spellStart"/>
-      <w:r>
-        <w:rPr>
-          <w:lang w:val="en-US"/>
-        </w:rPr>
-        <w:t>is_defined</w:t>
-      </w:r>
-      <w:proofErr w:type="spellEnd"/>
-      <w:r>
-        <w:rPr>
-          <w:lang w:val="en-US"/>
-        </w:rPr>
-        <w:t xml:space="preserve"> = 0;</w:t>
-      </w:r>
-    </w:p>
-    <w:p>
-      <w:pPr>
-        <w:spacing w:line="192" w:lineRule="auto"/>
-        <w:rPr>
-          <w:lang w:val="uk-UA"/>
-        </w:rPr>
-      </w:pPr>
-      <w:r>
-        <w:rPr>
-          <w:lang w:val="en-US"/>
-        </w:rPr>
-        <w:t xml:space="preserve">    </w:t>
-      </w:r>
-      <w:r>
-        <w:rPr>
-          <w:lang w:val="uk-UA"/>
-        </w:rPr>
-        <w:t xml:space="preserve">  </w:t>
-      </w:r>
-    </w:p>
-    <w:p>
-      <w:pPr>
-        <w:spacing w:line="192" w:lineRule="auto"/>
-        <w:rPr>
-          <w:lang w:val="uk-UA"/>
-        </w:rPr>
-      </w:pPr>
-    </w:p>
-    <w:p>
-      <w:pPr>
-        <w:spacing w:line="192" w:lineRule="auto"/>
-        <w:rPr>
-          <w:lang w:val="uk-UA"/>
-        </w:rPr>
-      </w:pPr>
-      <w:r>
-        <w:rPr>
-          <w:lang w:val="uk-UA"/>
-        </w:rPr>
-        <w:lastRenderedPageBreak/>
+          <w:lang w:val="uk-UA"/>
+        </w:rPr>
+      </w:pPr>
+    </w:p>
+    <w:p>
+      <w:pPr>
+        <w:spacing w:line="192" w:lineRule="auto"/>
+        <w:rPr>
+          <w:lang w:val="uk-UA"/>
+        </w:rPr>
+      </w:pPr>
+      <w:r>
+        <w:rPr>
+          <w:lang w:val="uk-UA"/>
+        </w:rPr>
         <w:t xml:space="preserve">      </w:t>
       </w:r>
       <w:proofErr w:type="spellStart"/>
@@ -3650,6 +3711,7 @@
           <w:sz w:val="28"/>
           <w:lang w:eastAsia="ru-RU"/>
         </w:rPr>
+        <w:lastRenderedPageBreak/>
         <w:drawing>
           <wp:anchor distT="0" distB="0" distL="114300" distR="114300" simplePos="0" relativeHeight="251669504" behindDoc="0" locked="0" layoutInCell="1" allowOverlap="1">
             <wp:simplePos x="0" y="0"/>
@@ -3710,8 +3772,6 @@
           </wp:anchor>
         </w:drawing>
       </w:r>
-      <w:bookmarkStart w:id="0" w:name="_GoBack"/>
-      <w:bookmarkEnd w:id="0"/>
     </w:p>
     <w:p>
       <w:pPr>
@@ -4844,6 +4904,23 @@
     <w:uiPriority w:val="99"/>
     <w:rsid w:val="008C3614"/>
   </w:style>
+  <w:style w:type="paragraph" w:styleId="a7">
+    <w:name w:val="Normal (Web)"/>
+    <w:basedOn w:val="a"/>
+    <w:uiPriority w:val="99"/>
+    <w:semiHidden/>
+    <w:unhideWhenUsed/>
+    <w:rsid w:val="004A7554"/>
+    <w:pPr>
+      <w:spacing w:before="100" w:beforeAutospacing="1" w:after="100" w:afterAutospacing="1" w:line="240" w:lineRule="auto"/>
+    </w:pPr>
+    <w:rPr>
+      <w:rFonts w:ascii="Times New Roman" w:eastAsia="Times New Roman" w:hAnsi="Times New Roman" w:cs="Times New Roman"/>
+      <w:sz w:val="24"/>
+      <w:szCs w:val="24"/>
+      <w:lang w:eastAsia="ru-RU"/>
+    </w:rPr>
+  </w:style>
 </w:styles>
 </file>
 
@@ -5113,7 +5190,7 @@
 </file>
 
 <file path=customXml/itemProps1.xml><?xml version="1.0" encoding="utf-8"?>
-<ds:datastoreItem xmlns:ds="http://schemas.openxmlformats.org/officeDocument/2006/customXml" ds:itemID="{80E689C0-2447-45C1-BF47-EA0606CB2617}">
+<ds:datastoreItem xmlns:ds="http://schemas.openxmlformats.org/officeDocument/2006/customXml" ds:itemID="{5830C996-98B8-43AE-8DC3-E041E27027E1}">
   <ds:schemaRefs>
     <ds:schemaRef ds:uri="http://schemas.openxmlformats.org/officeDocument/2006/bibliography"/>
   </ds:schemaRefs>
